--- a/docs/latex/specs/regulations/regulations-spec-apple.docx
+++ b/docs/latex/specs/regulations/regulations-spec-apple.docx
@@ -270,7 +270,7 @@
         <w:pStyle w:val="FirstParagraph"/>
       </w:pPr>
       <w:r>
-        <w:t xml:space="preserve">The Monetary Authority of Singapore (MAS) / AI Verify</w:t>
+        <w:t xml:space="preserve">The Infocomm Media Development Authority (IMDA) / AI Verify</w:t>
       </w:r>
       <w:r>
         <w:t xml:space="preserve"> </w:t>
@@ -729,7 +729,7 @@
         <w:pStyle w:val="DefinitionTerm"/>
       </w:pPr>
       <w:r>
-        <w:t xml:space="preserve">Framework — MAS MGF for Agentic AI.</w:t>
+        <w:t xml:space="preserve">Framework — IMDA MGF for Agentic AI.</w:t>
       </w:r>
     </w:p>
     <w:p>
@@ -1050,18 +1050,22 @@
           <w:p>
             <w:pPr>
               <w:pStyle w:val="Compact"/>
-            </w:pPr>
-          </w:p>
-        </w:tc>
-        <w:tc>
-          <w:tcPr/>
-          <w:p>
-            <w:pPr>
-              <w:pStyle w:val="Compact"/>
-              <w:jc w:val="left"/>
-            </w:pPr>
-            <w:r>
-              <w:t xml:space="preserve">Binary source documents. Never edited; hashed in .</w:t>
+              <w:jc w:val="left"/>
+            </w:pPr>
+            <w:r>
+              <w:t xml:space="preserve">(source PDFs)</w:t>
+            </w:r>
+          </w:p>
+        </w:tc>
+        <w:tc>
+          <w:tcPr/>
+          <w:p>
+            <w:pPr>
+              <w:pStyle w:val="Compact"/>
+              <w:jc w:val="left"/>
+            </w:pPr>
+            <w:r>
+              <w:t xml:space="preserve">Binary source documents. Never edited; content hashes tracked in .</w:t>
             </w:r>
           </w:p>
         </w:tc>
@@ -1083,7 +1087,7 @@
               <w:jc w:val="left"/>
             </w:pPr>
             <w:r>
-              <w:t xml:space="preserve">Derived, regeneratable page-by-page plain text.</w:t>
+              <w:t xml:space="preserve">Per-source extracted text, RAG chunks, and embedding records (re-upsertable into Qdrant via ).</w:t>
             </w:r>
           </w:p>
         </w:tc>
@@ -1105,7 +1109,37 @@
               <w:jc w:val="left"/>
             </w:pPr>
             <w:r>
-              <w:t xml:space="preserve">RAG chunks + deterministic embedding records (re-upsertable into Qdrant via ).</w:t>
+              <w:t xml:space="preserve">Requirement records (20 requirements) with</w:t>
+            </w:r>
+            <w:r>
+              <w:t xml:space="preserve"> </w:t>
+            </w:r>
+            <w:r>
+              <w:rPr>
+                <w:rStyle w:val="VerbatimChar"/>
+              </w:rPr>
+              <w:t xml:space="preserve">implementation[]</w:t>
+            </w:r>
+            <w:r>
+              <w:t xml:space="preserve"> </w:t>
+            </w:r>
+            <w:r>
+              <w:t xml:space="preserve">and</w:t>
+            </w:r>
+            <w:r>
+              <w:t xml:space="preserve"> </w:t>
+            </w:r>
+            <w:r>
+              <w:rPr>
+                <w:rStyle w:val="VerbatimChar"/>
+              </w:rPr>
+              <w:t xml:space="preserve">verification[]</w:t>
+            </w:r>
+            <w:r>
+              <w:t xml:space="preserve"> </w:t>
+            </w:r>
+            <w:r>
+              <w:t xml:space="preserve">pointers.</w:t>
             </w:r>
           </w:p>
         </w:tc>
@@ -1127,7 +1161,7 @@
               <w:jc w:val="left"/>
             </w:pPr>
             <w:r>
-              <w:t xml:space="preserve">JSON Schemas, regulation records, requirement records, conformance-tool records, the corpus index, and the validator.</w:t>
+              <w:t xml:space="preserve">JSON Schemas (Draft-07): regulation, requirement, conformance-tool, corpus.</w:t>
             </w:r>
           </w:p>
         </w:tc>
@@ -1138,18 +1172,44 @@
           <w:p>
             <w:pPr>
               <w:pStyle w:val="Compact"/>
-            </w:pPr>
-          </w:p>
-        </w:tc>
-        <w:tc>
-          <w:tcPr/>
-          <w:p>
-            <w:pPr>
-              <w:pStyle w:val="Compact"/>
-              <w:jc w:val="left"/>
-            </w:pPr>
-            <w:r>
-              <w:t xml:space="preserve">This human-readable PDF (LaTeX + tectonic).</w:t>
+              <w:jc w:val="left"/>
+            </w:pPr>
+            <w:r>
+              <w:t xml:space="preserve">,</w:t>
+            </w:r>
+          </w:p>
+        </w:tc>
+        <w:tc>
+          <w:tcPr/>
+          <w:p>
+            <w:pPr>
+              <w:pStyle w:val="Compact"/>
+              <w:jc w:val="left"/>
+            </w:pPr>
+            <w:r>
+              <w:t xml:space="preserve">Master schema index + unified offline validator.</w:t>
+            </w:r>
+          </w:p>
+        </w:tc>
+      </w:tr>
+      <w:tr>
+        <w:tc>
+          <w:tcPr/>
+          <w:p>
+            <w:pPr>
+              <w:pStyle w:val="Compact"/>
+            </w:pPr>
+          </w:p>
+        </w:tc>
+        <w:tc>
+          <w:tcPr/>
+          <w:p>
+            <w:pPr>
+              <w:pStyle w:val="Compact"/>
+              <w:jc w:val="left"/>
+            </w:pPr>
+            <w:r>
+              <w:t xml:space="preserve">This human-readable PDF (XeLaTeX).</w:t>
             </w:r>
           </w:p>
         </w:tc>
@@ -1265,7 +1325,19 @@
         <w:pStyle w:val="ImageCaption"/>
       </w:pPr>
       <w:r>
-        <w:t xml:space="preserve">End-to-end traceability chain verified by .</w:t>
+        <w:t xml:space="preserve">End-to-end traceability chain verified by</w:t>
+      </w:r>
+      <w:r>
+        <w:t xml:space="preserve"> </w:t>
+      </w:r>
+      <w:r>
+        <w:rPr>
+          <w:rStyle w:val="VerbatimChar"/>
+        </w:rPr>
+        <w:t xml:space="preserve">docs/schema/validate.py</w:t>
+      </w:r>
+      <w:r>
+        <w:t xml:space="preserve">.</w:t>
       </w:r>
     </w:p>
     <w:bookmarkEnd w:id="21"/>
@@ -1297,13 +1369,7 @@
         <w:t xml:space="preserve"> </w:t>
       </w:r>
       <w:r>
-        <w:t xml:space="preserve">Every record under the three</w:t>
-      </w:r>
-      <w:r>
-        <w:t xml:space="preserve"> </w:t>
-      </w:r>
-      <w:r>
-        <w:t xml:space="preserve">sub-directories</w:t>
+        <w:t xml:space="preserve">Every record under</w:t>
       </w:r>
       <w:r>
         <w:t xml:space="preserve"> </w:t>
@@ -1315,7 +1381,7 @@
         <w:rPr>
           <w:rStyle w:val="VerbatimChar"/>
         </w:rPr>
-        <w:t xml:space="preserve">regulations/</w:t>
+        <w:t xml:space="preserve">regulation.schema.json</w:t>
       </w:r>
       <w:r>
         <w:t xml:space="preserve">,</w:t>
@@ -1327,7 +1393,7 @@
         <w:rPr>
           <w:rStyle w:val="VerbatimChar"/>
         </w:rPr>
-        <w:t xml:space="preserve">requirements/</w:t>
+        <w:t xml:space="preserve">requirement.schema.json</w:t>
       </w:r>
       <w:r>
         <w:t xml:space="preserve">,</w:t>
@@ -1339,7 +1405,19 @@
         <w:rPr>
           <w:rStyle w:val="VerbatimChar"/>
         </w:rPr>
-        <w:t xml:space="preserve">conformance-tools/</w:t>
+        <w:t xml:space="preserve">conformance-tool.schema.json</w:t>
+      </w:r>
+      <w:r>
+        <w:t xml:space="preserve">,</w:t>
+      </w:r>
+      <w:r>
+        <w:t xml:space="preserve"> </w:t>
+      </w:r>
+      <w:r>
+        <w:rPr>
+          <w:rStyle w:val="VerbatimChar"/>
+        </w:rPr>
+        <w:t xml:space="preserve">corpus.schema.json</w:t>
       </w:r>
       <w:r>
         <w:t xml:space="preserve">) validates against its Draft-07 JSON</w:t>
@@ -1390,13 +1468,13 @@
         <w:t xml:space="preserve"> </w:t>
       </w:r>
       <w:r>
-        <w:t xml:space="preserve">resolves to a file on disk, and</w:t>
-      </w:r>
-      <w:r>
-        <w:t xml:space="preserve"> </w:t>
-      </w:r>
-      <w:r>
-        <w:t xml:space="preserve">every record on disk is listed in the index.</w:t>
+        <w:t xml:space="preserve">resolves to a schema or record on</w:t>
+      </w:r>
+      <w:r>
+        <w:t xml:space="preserve"> </w:t>
+      </w:r>
+      <w:r>
+        <w:t xml:space="preserve">disk, and every record on disk is listed in the registry.</w:t>
       </w:r>
     </w:p>
     <w:p>
@@ -1597,7 +1675,19 @@
         <w:pStyle w:val="TableCaption"/>
       </w:pPr>
       <w:r>
-        <w:t xml:space="preserve">Schemas under .</w:t>
+        <w:t xml:space="preserve">Schemas under</w:t>
+      </w:r>
+      <w:r>
+        <w:t xml:space="preserve"> </w:t>
+      </w:r>
+      <w:r>
+        <w:rPr>
+          <w:rStyle w:val="VerbatimChar"/>
+        </w:rPr>
+        <w:t xml:space="preserve">docs/schema/regulations/</w:t>
+      </w:r>
+      <w:r>
+        <w:t xml:space="preserve">.</w:t>
       </w:r>
     </w:p>
     <w:tbl>
@@ -1605,7 +1695,7 @@
         <w:tblStyle w:val="Table"/>
         <w:tblW w:type="auto" w:w="0"/>
         <w:tblLook w:firstRow="1" w:lastRow="0" w:firstColumn="0" w:lastColumn="0" w:noHBand="0" w:noVBand="0" w:val="0020"/>
-        <w:tblCaption w:val="Schemas under ."/>
+        <w:tblCaption w:val="Schemas under docs/schema/regulations/."/>
       </w:tblPr>
       <w:tblGrid>
         <w:gridCol w:w="3960"/>
@@ -2175,7 +2265,7 @@
         <w:rPr>
           <w:rStyle w:val="VerbatimChar"/>
         </w:rPr>
-        <w:t xml:space="preserve">    "regulationId": "mas-mgf-agentic-ai-v1",</w:t>
+        <w:t xml:space="preserve">    "regulationId": "imda-mgf-agentic-ai-v1",</w:t>
       </w:r>
       <w:r>
         <w:br/>
@@ -2912,7 +3002,7 @@
         <w:pStyle w:val="Heading1"/>
       </w:pPr>
       <w:r>
-        <w:t xml:space="preserve">MAS Model AI Governance Framework for Agentic AI</w:t>
+        <w:t xml:space="preserve">IMDA Model AI Governance Framework for Agentic AI</w:t>
       </w:r>
     </w:p>
     <w:bookmarkStart w:id="33" w:name="source-document"/>
@@ -3055,7 +3145,7 @@
         <w:pStyle w:val="ImageCaption"/>
       </w:pPr>
       <w:r>
-        <w:t xml:space="preserve">The four pillars of the MAS MGF for Agentic AI.</w:t>
+        <w:t xml:space="preserve">The four pillars of the IMDA MGF for Agentic AI.</w:t>
       </w:r>
     </w:p>
     <w:bookmarkEnd w:id="34"/>
@@ -3076,7 +3166,16 @@
         <w:t xml:space="preserve"> </w:t>
       </w:r>
       <w:r>
-        <w:t xml:space="preserve">under the</w:t>
+        <w:t xml:space="preserve">(</w:t>
+      </w:r>
+      <w:r>
+        <w:rPr>
+          <w:rStyle w:val="VerbatimChar"/>
+        </w:rPr>
+        <w:t xml:space="preserve">regulations.imda-mgf-agentic-ai-v1</w:t>
+      </w:r>
+      <w:r>
+        <w:t xml:space="preserve">) under the</w:t>
       </w:r>
       <w:r>
         <w:t xml:space="preserve"> </w:t>
@@ -8695,7 +8794,7 @@
     <w:bookmarkEnd w:id="80"/>
     <w:bookmarkEnd w:id="81"/>
     <w:bookmarkEnd w:id="82"/>
-    <w:bookmarkStart w:id="96" w:name="ch:refs"/>
+    <w:bookmarkStart w:id="97" w:name="ch:refs"/>
     <w:p>
       <w:pPr>
         <w:pStyle w:val="Heading1"/>
@@ -8892,7 +8991,7 @@
     </w:tbl>
     <w:bookmarkEnd w:id="83"/>
     <w:bookmarkEnd w:id="84"/>
-    <w:bookmarkStart w:id="86" w:name="structured-records-on-disk"/>
+    <w:bookmarkStart w:id="87" w:name="structured-records-on-disk"/>
     <w:p>
       <w:pPr>
         <w:pStyle w:val="Heading2"/>
@@ -8907,7 +9006,7 @@
         <w:pStyle w:val="TableCaption"/>
       </w:pPr>
       <w:r>
-        <w:t xml:space="preserve">Structured layer inventory.</w:t>
+        <w:t xml:space="preserve">Structured layer inventory (unified-schema layout, April 2026).</w:t>
       </w:r>
     </w:p>
     <w:tbl>
@@ -8915,7 +9014,7 @@
         <w:tblStyle w:val="Table"/>
         <w:tblW w:type="auto" w:w="0"/>
         <w:tblLook w:firstRow="1" w:lastRow="0" w:firstColumn="0" w:lastColumn="0" w:noHBand="0" w:noVBand="0" w:val="0020"/>
-        <w:tblCaption w:val="Structured layer inventory."/>
+        <w:tblCaption w:val="Structured layer inventory (unified-schema layout, April 2026)."/>
       </w:tblPr>
       <w:tblGrid>
         <w:gridCol w:w="3960"/>
@@ -8975,7 +9074,7 @@
               <w:jc w:val="left"/>
             </w:pPr>
             <w:r>
-              <w:t xml:space="preserve">JSON schemas (Draft-07).</w:t>
+              <w:t xml:space="preserve">JSON Schemas (Draft-07) for regulation, requirement, conformance-tool, and corpus records.</w:t>
             </w:r>
           </w:p>
         </w:tc>
@@ -8997,7 +9096,7 @@
               <w:jc w:val="left"/>
             </w:pPr>
             <w:r>
-              <w:t xml:space="preserve">Controlled vocabularies.</w:t>
+              <w:t xml:space="preserve">Controlled vocabularies shared across the four domain specs.</w:t>
             </w:r>
           </w:p>
         </w:tc>
@@ -9019,7 +9118,7 @@
               <w:jc w:val="left"/>
             </w:pPr>
             <w:r>
-              <w:t xml:space="preserve">Regulation records (3 files).</w:t>
+              <w:t xml:space="preserve">Master schema index (all domains).</w:t>
             </w:r>
           </w:p>
         </w:tc>
@@ -9041,7 +9140,7 @@
               <w:jc w:val="left"/>
             </w:pPr>
             <w:r>
-              <w:t xml:space="preserve">Requirement collections (6 files, 20 requirements).</w:t>
+              <w:t xml:space="preserve">Unified offline validator (registry check + per-document check).</w:t>
             </w:r>
           </w:p>
         </w:tc>
@@ -9063,7 +9162,21 @@
               <w:jc w:val="left"/>
             </w:pPr>
             <w:r>
-              <w:t xml:space="preserve">Conformance-tool records (2 files).</w:t>
+              <w:t xml:space="preserve">Per-source extracted text and RAG artefacts (see</w:t>
+            </w:r>
+            <w:r>
+              <w:t xml:space="preserve"> </w:t>
+            </w:r>
+            <w:hyperlink w:anchor="tab:machine-readable-inventory">
+              <w:r>
+                <w:rPr>
+                  <w:rStyle w:val="Hyperlink"/>
+                </w:rPr>
+                <w:t xml:space="preserve">8.3</w:t>
+              </w:r>
+            </w:hyperlink>
+            <w:r>
+              <w:t xml:space="preserve">).</w:t>
             </w:r>
           </w:p>
         </w:tc>
@@ -9085,37 +9198,240 @@
               <w:jc w:val="left"/>
             </w:pPr>
             <w:r>
-              <w:t xml:space="preserve">Top-level index.</w:t>
-            </w:r>
-          </w:p>
-        </w:tc>
-      </w:tr>
-      <w:tr>
-        <w:tc>
-          <w:tcPr/>
-          <w:p>
-            <w:pPr>
-              <w:pStyle w:val="Compact"/>
-            </w:pPr>
-          </w:p>
-        </w:tc>
-        <w:tc>
-          <w:tcPr/>
-          <w:p>
-            <w:pPr>
-              <w:pStyle w:val="Compact"/>
-              <w:jc w:val="left"/>
-            </w:pPr>
-            <w:r>
-              <w:t xml:space="preserve">Offline validator.</w:t>
+              <w:t xml:space="preserve">Requirement records (20 requirements across MGF, Agent Index, Ju &amp; Aral).</w:t>
             </w:r>
           </w:p>
         </w:tc>
       </w:tr>
     </w:tbl>
     <w:bookmarkEnd w:id="85"/>
+    <w:bookmarkStart w:id="86" w:name="tab:machine-readable-inventory"/>
+    <w:p>
+      <w:pPr>
+        <w:pStyle w:val="TableCaption"/>
+      </w:pPr>
+      <w:r>
+        <w:t xml:space="preserve">Contents of</w:t>
+      </w:r>
+      <w:r>
+        <w:t xml:space="preserve"> </w:t>
+      </w:r>
+      <w:r>
+        <w:rPr>
+          <w:rStyle w:val="VerbatimChar"/>
+        </w:rPr>
+        <w:t xml:space="preserve">docs/regulations/machine-readable/</w:t>
+      </w:r>
+      <w:r>
+        <w:t xml:space="preserve">.</w:t>
+      </w:r>
+    </w:p>
+    <w:tbl>
+      <w:tblPr>
+        <w:tblStyle w:val="Table"/>
+        <w:tblW w:type="auto" w:w="0"/>
+        <w:tblLook w:firstRow="1" w:lastRow="0" w:firstColumn="0" w:lastColumn="0" w:noHBand="0" w:noVBand="0" w:val="0020"/>
+        <w:tblCaption w:val="Contents of docs/regulations/machine-readable/."/>
+      </w:tblPr>
+      <w:tblGrid>
+        <w:gridCol w:w="3960"/>
+        <w:gridCol w:w="3960"/>
+      </w:tblGrid>
+      <w:tr>
+        <w:trPr>
+          <w:tblHeader w:val="on"/>
+        </w:trPr>
+        <w:tc>
+          <w:tcPr/>
+          <w:p>
+            <w:pPr>
+              <w:pStyle w:val="Compact"/>
+              <w:jc w:val="left"/>
+            </w:pPr>
+            <w:r>
+              <w:rPr>
+                <w:b/>
+                <w:bCs/>
+              </w:rPr>
+              <w:t xml:space="preserve">Path</w:t>
+            </w:r>
+          </w:p>
+        </w:tc>
+        <w:tc>
+          <w:tcPr/>
+          <w:p>
+            <w:pPr>
+              <w:pStyle w:val="Compact"/>
+              <w:jc w:val="left"/>
+            </w:pPr>
+            <w:r>
+              <w:rPr>
+                <w:b/>
+                <w:bCs/>
+              </w:rPr>
+              <w:t xml:space="preserve">Role</w:t>
+            </w:r>
+          </w:p>
+        </w:tc>
+      </w:tr>
+      <w:tr>
+        <w:tc>
+          <w:tcPr/>
+          <w:p>
+            <w:pPr>
+              <w:pStyle w:val="Compact"/>
+            </w:pPr>
+          </w:p>
+        </w:tc>
+        <w:tc>
+          <w:tcPr/>
+          <w:p>
+            <w:pPr>
+              <w:pStyle w:val="Compact"/>
+              <w:jc w:val="left"/>
+            </w:pPr>
+            <w:r>
+              <w:t xml:space="preserve">Extracted text of the IMDA MGF PDF.</w:t>
+            </w:r>
+          </w:p>
+        </w:tc>
+      </w:tr>
+      <w:tr>
+        <w:tc>
+          <w:tcPr/>
+          <w:p>
+            <w:pPr>
+              <w:pStyle w:val="Compact"/>
+            </w:pPr>
+          </w:p>
+        </w:tc>
+        <w:tc>
+          <w:tcPr/>
+          <w:p>
+            <w:pPr>
+              <w:pStyle w:val="Compact"/>
+              <w:jc w:val="left"/>
+            </w:pPr>
+            <w:r>
+              <w:t xml:space="preserve">Extracted text of the 2025 AI Agent Index.</w:t>
+            </w:r>
+          </w:p>
+        </w:tc>
+      </w:tr>
+      <w:tr>
+        <w:tc>
+          <w:tcPr/>
+          <w:p>
+            <w:pPr>
+              <w:pStyle w:val="Compact"/>
+            </w:pPr>
+          </w:p>
+        </w:tc>
+        <w:tc>
+          <w:tcPr/>
+          <w:p>
+            <w:pPr>
+              <w:pStyle w:val="Compact"/>
+              <w:jc w:val="left"/>
+            </w:pPr>
+            <w:r>
+              <w:t xml:space="preserve">Extracted text of the Ju &amp; Aral pre-print.</w:t>
+            </w:r>
+          </w:p>
+        </w:tc>
+      </w:tr>
+      <w:tr>
+        <w:tc>
+          <w:tcPr/>
+          <w:p>
+            <w:pPr>
+              <w:pStyle w:val="Compact"/>
+            </w:pPr>
+          </w:p>
+        </w:tc>
+        <w:tc>
+          <w:tcPr/>
+          <w:p>
+            <w:pPr>
+              <w:pStyle w:val="Compact"/>
+              <w:jc w:val="left"/>
+            </w:pPr>
+            <w:r>
+              <w:t xml:space="preserve">Deterministic chunks ready for embedding.</w:t>
+            </w:r>
+          </w:p>
+        </w:tc>
+      </w:tr>
+      <w:tr>
+        <w:tc>
+          <w:tcPr/>
+          <w:p>
+            <w:pPr>
+              <w:pStyle w:val="Compact"/>
+            </w:pPr>
+          </w:p>
+        </w:tc>
+        <w:tc>
+          <w:tcPr/>
+          <w:p>
+            <w:pPr>
+              <w:pStyle w:val="Compact"/>
+              <w:jc w:val="left"/>
+            </w:pPr>
+            <w:r>
+              <w:t xml:space="preserve">Embedding records (re-upsertable into Qdrant).</w:t>
+            </w:r>
+          </w:p>
+        </w:tc>
+      </w:tr>
+      <w:tr>
+        <w:tc>
+          <w:tcPr/>
+          <w:p>
+            <w:pPr>
+              <w:pStyle w:val="Compact"/>
+            </w:pPr>
+          </w:p>
+        </w:tc>
+        <w:tc>
+          <w:tcPr/>
+          <w:p>
+            <w:pPr>
+              <w:pStyle w:val="Compact"/>
+              <w:jc w:val="left"/>
+            </w:pPr>
+            <w:r>
+              <w:t xml:space="preserve">Manifest of chunk / embedding counts + hashes.</w:t>
+            </w:r>
+          </w:p>
+        </w:tc>
+      </w:tr>
+      <w:tr>
+        <w:tc>
+          <w:tcPr/>
+          <w:p>
+            <w:pPr>
+              <w:pStyle w:val="Compact"/>
+            </w:pPr>
+          </w:p>
+        </w:tc>
+        <w:tc>
+          <w:tcPr/>
+          <w:p>
+            <w:pPr>
+              <w:pStyle w:val="Compact"/>
+              <w:jc w:val="left"/>
+            </w:pPr>
+            <w:r>
+              <w:t xml:space="preserve">Re-chunk and re-upsert scripts.</w:t>
+            </w:r>
+          </w:p>
+        </w:tc>
+      </w:tr>
+    </w:tbl>
     <w:bookmarkEnd w:id="86"/>
-    <w:bookmarkStart w:id="87" w:name="corpus-index-excerpt"/>
+    <w:bookmarkEnd w:id="87"/>
+    <w:bookmarkStart w:id="88" w:name="corpus-index-excerpt"/>
     <w:p>
       <w:pPr>
         <w:pStyle w:val="Heading2"/>
@@ -9159,7 +9475,7 @@
         <w:rPr>
           <w:rStyle w:val="VerbatimChar"/>
         </w:rPr>
-        <w:t xml:space="preserve">  "items": [</w:t>
+        <w:t xml:space="preserve">  "domains": {</w:t>
       </w:r>
       <w:r>
         <w:br/>
@@ -9168,7 +9484,7 @@
         <w:rPr>
           <w:rStyle w:val="VerbatimChar"/>
         </w:rPr>
-        <w:t xml:space="preserve">    { "id": "reg-mas-mgf-agentic-ai-v1",</w:t>
+        <w:t xml:space="preserve">    "regulations": {</w:t>
       </w:r>
       <w:r>
         <w:br/>
@@ -9177,7 +9493,7 @@
         <w:rPr>
           <w:rStyle w:val="VerbatimChar"/>
         </w:rPr>
-        <w:t xml:space="preserve">      "type": "regulation",</w:t>
+        <w:t xml:space="preserve">      "status": "stable",</w:t>
       </w:r>
       <w:r>
         <w:br/>
@@ -9186,7 +9502,7 @@
         <w:rPr>
           <w:rStyle w:val="VerbatimChar"/>
         </w:rPr>
-        <w:t xml:space="preserve">      "jurisdiction": "SG",</w:t>
+        <w:t xml:space="preserve">      "schemas": [</w:t>
       </w:r>
       <w:r>
         <w:br/>
@@ -9195,7 +9511,7 @@
         <w:rPr>
           <w:rStyle w:val="VerbatimChar"/>
         </w:rPr>
-        <w:t xml:space="preserve">      "sha256": "b84c8c94...aeef7b",</w:t>
+        <w:t xml:space="preserve">        { "id": "regulation",</w:t>
       </w:r>
       <w:r>
         <w:br/>
@@ -9204,7 +9520,7 @@
         <w:rPr>
           <w:rStyle w:val="VerbatimChar"/>
         </w:rPr>
-        <w:t xml:space="preserve">      "source_path": "docs/regulations/source/mgf-for-agentic-ai.pdf",</w:t>
+        <w:t xml:space="preserve">          "path": "docs/schema/regulations/regulation.schema.json" },</w:t>
       </w:r>
       <w:r>
         <w:br/>
@@ -9213,7 +9529,7 @@
         <w:rPr>
           <w:rStyle w:val="VerbatimChar"/>
         </w:rPr>
-        <w:t xml:space="preserve">      "structured_path": "docs/regulations/structured/regulations/mas-mgf-agentic-ai-v1.json" },</w:t>
+        <w:t xml:space="preserve">        { "id": "requirement",</w:t>
       </w:r>
       <w:r>
         <w:br/>
@@ -9222,7 +9538,7 @@
         <w:rPr>
           <w:rStyle w:val="VerbatimChar"/>
         </w:rPr>
-        <w:t xml:space="preserve">    { "id": "tool-aiverify",</w:t>
+        <w:t xml:space="preserve">          "path": "docs/schema/regulations/requirement.schema.json" },</w:t>
       </w:r>
       <w:r>
         <w:br/>
@@ -9231,7 +9547,7 @@
         <w:rPr>
           <w:rStyle w:val="VerbatimChar"/>
         </w:rPr>
-        <w:t xml:space="preserve">      "type": "conformance_tool",</w:t>
+        <w:t xml:space="preserve">        { "id": "conformance-tool",</w:t>
       </w:r>
       <w:r>
         <w:br/>
@@ -9240,7 +9556,7 @@
         <w:rPr>
           <w:rStyle w:val="VerbatimChar"/>
         </w:rPr>
-        <w:t xml:space="preserve">      "jurisdiction": "SG",</w:t>
+        <w:t xml:space="preserve">          "path": "docs/schema/regulations/conformance-tool.schema.json" },</w:t>
       </w:r>
       <w:r>
         <w:br/>
@@ -9249,7 +9565,7 @@
         <w:rPr>
           <w:rStyle w:val="VerbatimChar"/>
         </w:rPr>
-        <w:t xml:space="preserve">      "structured_path": "docs/regulations/structured/conformance-tools/aiverify.json" },</w:t>
+        <w:t xml:space="preserve">        { "id": "corpus",</w:t>
       </w:r>
       <w:r>
         <w:br/>
@@ -9258,7 +9574,7 @@
         <w:rPr>
           <w:rStyle w:val="VerbatimChar"/>
         </w:rPr>
-        <w:t xml:space="preserve">    { "id": "req-mgf-pillar-1",</w:t>
+        <w:t xml:space="preserve">          "path": "docs/schema/regulations/corpus.schema.json" }</w:t>
       </w:r>
       <w:r>
         <w:br/>
@@ -9267,7 +9583,7 @@
         <w:rPr>
           <w:rStyle w:val="VerbatimChar"/>
         </w:rPr>
-        <w:t xml:space="preserve">      "type": "requirement",</w:t>
+        <w:t xml:space="preserve">      ],</w:t>
       </w:r>
       <w:r>
         <w:br/>
@@ -9276,7 +9592,7 @@
         <w:rPr>
           <w:rStyle w:val="VerbatimChar"/>
         </w:rPr>
-        <w:t xml:space="preserve">      "structured_path": "docs/regulations/structured/requirements/mgf-pillar-1-bound-risks.json" }</w:t>
+        <w:t xml:space="preserve">      "records": "docs/regulations/machine-readable/specification-addendum.yaml"</w:t>
       </w:r>
       <w:r>
         <w:br/>
@@ -9285,7 +9601,7 @@
         <w:rPr>
           <w:rStyle w:val="VerbatimChar"/>
         </w:rPr>
-        <w:t xml:space="preserve">    // ... eleven more items</w:t>
+        <w:t xml:space="preserve">    }</w:t>
       </w:r>
       <w:r>
         <w:br/>
@@ -9294,7 +9610,7 @@
         <w:rPr>
           <w:rStyle w:val="VerbatimChar"/>
         </w:rPr>
-        <w:t xml:space="preserve">  ]</w:t>
+        <w:t xml:space="preserve">  }</w:t>
       </w:r>
       <w:r>
         <w:br/>
@@ -9306,8 +9622,8 @@
         <w:t xml:space="preserve">}</w:t>
       </w:r>
     </w:p>
-    <w:bookmarkEnd w:id="87"/>
-    <w:bookmarkStart w:id="89" w:name="consolidated-traceability-matrix"/>
+    <w:bookmarkEnd w:id="88"/>
+    <w:bookmarkStart w:id="90" w:name="consolidated-traceability-matrix"/>
     <w:p>
       <w:pPr>
         <w:pStyle w:val="Heading2"/>
@@ -9328,7 +9644,7 @@
           <w:rPr>
             <w:rStyle w:val="Hyperlink"/>
           </w:rPr>
-          <w:t xml:space="preserve">8.3</w:t>
+          <w:t xml:space="preserve">8.4</w:t>
         </w:r>
       </w:hyperlink>
       <w:r>
@@ -9350,7 +9666,7 @@
         <w:t xml:space="preserve">pointer, and its verification link.</w:t>
       </w:r>
     </w:p>
-    <w:bookmarkStart w:id="88" w:name="tab:trace"/>
+    <w:bookmarkStart w:id="89" w:name="tab:trace"/>
     <w:p>
       <w:pPr>
         <w:pStyle w:val="TableCaption"/>
@@ -10607,7 +10923,7 @@
         </w:tc>
       </w:tr>
     </w:tbl>
-    <w:bookmarkEnd w:id="88"/>
+    <w:bookmarkEnd w:id="89"/>
     <w:p>
       <w:pPr>
         <w:pStyle w:val="BodyText"/>
@@ -10928,8 +11244,8 @@
         <w:t xml:space="preserve">chapter only—no operational evidence).</w:t>
       </w:r>
     </w:p>
-    <w:bookmarkEnd w:id="89"/>
-    <w:bookmarkStart w:id="90" w:name="rebuild-and-revalidate"/>
+    <w:bookmarkEnd w:id="90"/>
+    <w:bookmarkStart w:id="91" w:name="rebuild-and-revalidate"/>
     <w:p>
       <w:pPr>
         <w:pStyle w:val="Heading2"/>
@@ -10946,7 +11262,7 @@
         <w:rPr>
           <w:rStyle w:val="CommentTok"/>
         </w:rPr>
-        <w:t xml:space="preserve"># Offline validation (schema + corpus + implementation + verification).</w:t>
+        <w:t xml:space="preserve"># Offline registry + schema validation (all domains).</w:t>
       </w:r>
       <w:r>
         <w:br/>
@@ -10961,7 +11277,13 @@
         <w:rPr>
           <w:rStyle w:val="NormalTok"/>
         </w:rPr>
-        <w:t xml:space="preserve"> docs/regulations/structured/validate.py</w:t>
+        <w:t xml:space="preserve"> docs/schema/validate.py </w:t>
+      </w:r>
+      <w:r>
+        <w:rPr>
+          <w:rStyle w:val="AttributeTok"/>
+        </w:rPr>
+        <w:t xml:space="preserve">--registry-check</w:t>
       </w:r>
       <w:r>
         <w:br/>
@@ -10973,6 +11295,99 @@
         <w:rPr>
           <w:rStyle w:val="CommentTok"/>
         </w:rPr>
+        <w:t xml:space="preserve"># Per-document validation for the regulations domain.</w:t>
+      </w:r>
+      <w:r>
+        <w:br/>
+      </w:r>
+      <w:r>
+        <w:rPr>
+          <w:rStyle w:val="ExtensionTok"/>
+        </w:rPr>
+        <w:t xml:space="preserve">python3</w:t>
+      </w:r>
+      <w:r>
+        <w:rPr>
+          <w:rStyle w:val="NormalTok"/>
+        </w:rPr>
+        <w:t xml:space="preserve"> docs/schema/validate.py </w:t>
+      </w:r>
+      <w:r>
+        <w:rPr>
+          <w:rStyle w:val="AttributeTok"/>
+        </w:rPr>
+        <w:t xml:space="preserve">--domain</w:t>
+      </w:r>
+      <w:r>
+        <w:rPr>
+          <w:rStyle w:val="NormalTok"/>
+        </w:rPr>
+        <w:t xml:space="preserve"> regulations </w:t>
+      </w:r>
+      <w:r>
+        <w:rPr>
+          <w:rStyle w:val="DataTypeTok"/>
+        </w:rPr>
+        <w:t xml:space="preserve">\</w:t>
+      </w:r>
+      <w:r>
+        <w:br/>
+      </w:r>
+      <w:r>
+        <w:rPr>
+          <w:rStyle w:val="NormalTok"/>
+        </w:rPr>
+        <w:t xml:space="preserve">    </w:t>
+      </w:r>
+      <w:r>
+        <w:rPr>
+          <w:rStyle w:val="AttributeTok"/>
+        </w:rPr>
+        <w:t xml:space="preserve">--schema</w:t>
+      </w:r>
+      <w:r>
+        <w:rPr>
+          <w:rStyle w:val="NormalTok"/>
+        </w:rPr>
+        <w:t xml:space="preserve"> requirement.schema.json </w:t>
+      </w:r>
+      <w:r>
+        <w:rPr>
+          <w:rStyle w:val="DataTypeTok"/>
+        </w:rPr>
+        <w:t xml:space="preserve">\</w:t>
+      </w:r>
+      <w:r>
+        <w:br/>
+      </w:r>
+      <w:r>
+        <w:rPr>
+          <w:rStyle w:val="NormalTok"/>
+        </w:rPr>
+        <w:t xml:space="preserve">    </w:t>
+      </w:r>
+      <w:r>
+        <w:rPr>
+          <w:rStyle w:val="AttributeTok"/>
+        </w:rPr>
+        <w:t xml:space="preserve">--file</w:t>
+      </w:r>
+      <w:r>
+        <w:rPr>
+          <w:rStyle w:val="NormalTok"/>
+        </w:rPr>
+        <w:t xml:space="preserve"> docs/regulations/machine-readable/specification-addendum.yaml</w:t>
+      </w:r>
+      <w:r>
+        <w:br/>
+      </w:r>
+      <w:r>
+        <w:br/>
+      </w:r>
+      <w:r>
+        <w:rPr>
+          <w:rStyle w:val="CommentTok"/>
+        </w:rPr>
         <w:t xml:space="preserve"># Re-chunk + re-embed (needs OPENAI_API_KEY + QDRANT_URL).</w:t>
       </w:r>
       <w:r>
@@ -10988,7 +11403,7 @@
         <w:rPr>
           <w:rStyle w:val="NormalTok"/>
         </w:rPr>
-        <w:t xml:space="preserve"> docs/regulations/rag/scripts/prepare_embedding_records.py</w:t>
+        <w:t xml:space="preserve"> docs/regulations/machine-readable/scripts/prepare_embedding_records.py</w:t>
       </w:r>
       <w:r>
         <w:br/>
@@ -11003,7 +11418,7 @@
         <w:rPr>
           <w:rStyle w:val="NormalTok"/>
         </w:rPr>
-        <w:t xml:space="preserve"> docs/regulations/rag/scripts/upsert_qdrant.py </w:t>
+        <w:t xml:space="preserve"> docs/regulations/machine-readable/scripts/upsert_qdrant.py </w:t>
       </w:r>
       <w:r>
         <w:rPr>
@@ -11030,7 +11445,7 @@
         <w:rPr>
           <w:rStyle w:val="NormalTok"/>
         </w:rPr>
-        <w:t xml:space="preserve"> docs/regulations/rag/rag_embedding_records.jsonl </w:t>
+        <w:t xml:space="preserve"> docs/regulations/machine-readable/rag_embedding_records.jsonl </w:t>
       </w:r>
       <w:r>
         <w:rPr>
@@ -11069,7 +11484,7 @@
         <w:rPr>
           <w:rStyle w:val="CommentTok"/>
         </w:rPr>
-        <w:t xml:space="preserve"># Rebuild this PDF (tectonic).</w:t>
+        <w:t xml:space="preserve"># Rebuild this PDF (XeLaTeX).</w:t>
       </w:r>
       <w:r>
         <w:br/>
@@ -11084,7 +11499,7 @@
         <w:rPr>
           <w:rStyle w:val="NormalTok"/>
         </w:rPr>
-        <w:t xml:space="preserve"> docs/regulations/spec </w:t>
+        <w:t xml:space="preserve"> docs/latex/specs/regulations </w:t>
       </w:r>
       <w:r>
         <w:rPr>
@@ -11100,13 +11515,31 @@
       </w:r>
       <w:r>
         <w:rPr>
-          <w:rStyle w:val="FunctionTok"/>
-        </w:rPr>
-        <w:t xml:space="preserve">make</w:t>
-      </w:r>
-    </w:p>
-    <w:bookmarkEnd w:id="90"/>
-    <w:bookmarkStart w:id="93" w:name="further-resources"/>
+          <w:rStyle w:val="ExtensionTok"/>
+        </w:rPr>
+        <w:t xml:space="preserve">latexmk</w:t>
+      </w:r>
+      <w:r>
+        <w:rPr>
+          <w:rStyle w:val="NormalTok"/>
+        </w:rPr>
+        <w:t xml:space="preserve"> </w:t>
+      </w:r>
+      <w:r>
+        <w:rPr>
+          <w:rStyle w:val="AttributeTok"/>
+        </w:rPr>
+        <w:t xml:space="preserve">-xelatex</w:t>
+      </w:r>
+      <w:r>
+        <w:rPr>
+          <w:rStyle w:val="NormalTok"/>
+        </w:rPr>
+        <w:t xml:space="preserve"> regulations-spec-apple.tex</w:t>
+      </w:r>
+    </w:p>
+    <w:bookmarkEnd w:id="91"/>
+    <w:bookmarkStart w:id="94" w:name="further-resources"/>
     <w:p>
       <w:pPr>
         <w:pStyle w:val="Heading2"/>
@@ -11138,7 +11571,7 @@
       <w:r>
         <w:t xml:space="preserve"> </w:t>
       </w:r>
-      <w:hyperlink r:id="rId91">
+      <w:hyperlink r:id="rId92">
         <w:r>
           <w:rPr>
             <w:rStyle w:val="Hyperlink"/>
@@ -11170,7 +11603,7 @@
       <w:r>
         <w:t xml:space="preserve"> </w:t>
       </w:r>
-      <w:hyperlink r:id="rId92">
+      <w:hyperlink r:id="rId93">
         <w:r>
           <w:rPr>
             <w:rStyle w:val="Hyperlink"/>
@@ -11277,8 +11710,8 @@
         <w:t xml:space="preserve">arXiv:2503.18238v3 [cs.CY].</w:t>
       </w:r>
     </w:p>
-    <w:bookmarkEnd w:id="93"/>
-    <w:bookmarkStart w:id="95" w:name="unified-schema-registry"/>
+    <w:bookmarkEnd w:id="94"/>
+    <w:bookmarkStart w:id="96" w:name="unified-schema-registry"/>
     <w:p>
       <w:pPr>
         <w:pStyle w:val="Heading2"/>
@@ -11601,7 +12034,7 @@
       <w:r>
         <w:t xml:space="preserve"> </w:t>
       </w:r>
-      <w:hyperlink r:id="rId94">
+      <w:hyperlink r:id="rId95">
         <w:r>
           <w:rPr>
             <w:rStyle w:val="Hyperlink"/>
@@ -11731,9 +12164,9 @@
         <w:t xml:space="preserve">or any spec chapter that references these schemas.</w:t>
       </w:r>
     </w:p>
-    <w:bookmarkEnd w:id="95"/>
     <w:bookmarkEnd w:id="96"/>
-    <w:bookmarkStart w:id="126" w:name="ch:monitoring"/>
+    <w:bookmarkEnd w:id="97"/>
+    <w:bookmarkStart w:id="127" w:name="ch:monitoring"/>
     <w:p>
       <w:pPr>
         <w:pStyle w:val="Heading1"/>
@@ -11753,7 +12186,7 @@
         <w:t xml:space="preserve"> </w:t>
       </w:r>
       <w:r>
-        <w:t xml:space="preserve">MAS MGF requirement (Section 2.3.3) that</w:t>
+        <w:t xml:space="preserve">IMDA MGF requirement (Section 2.3.3) that</w:t>
       </w:r>
       <w:r>
         <w:t xml:space="preserve"> </w:t>
@@ -11768,7 +12201,7 @@
         <w:t xml:space="preserve">must be implemented with defined detection triggers.”</w:t>
       </w:r>
     </w:p>
-    <w:bookmarkStart w:id="97" w:name="overview"/>
+    <w:bookmarkStart w:id="98" w:name="overview"/>
     <w:p>
       <w:pPr>
         <w:pStyle w:val="Heading2"/>
@@ -11843,8 +12276,8 @@
         <w:t xml:space="preserve">such changes before they cause operational harm.</w:t>
       </w:r>
     </w:p>
-    <w:bookmarkEnd w:id="97"/>
-    <w:bookmarkStart w:id="99" w:name="architecture-1"/>
+    <w:bookmarkEnd w:id="98"/>
+    <w:bookmarkStart w:id="100" w:name="architecture-1"/>
     <w:p>
       <w:pPr>
         <w:pStyle w:val="Heading2"/>
@@ -11853,7 +12286,7 @@
         <w:t xml:space="preserve">Architecture</w:t>
       </w:r>
     </w:p>
-    <w:bookmarkStart w:id="98" w:name="fig:monitor-arch"/>
+    <w:bookmarkStart w:id="99" w:name="fig:monitor-arch"/>
     <w:tbl>
       <w:tblPr>
         <w:tblStyle w:val="FigureTable"/>
@@ -11871,9 +12304,9 @@
         <w:t xml:space="preserve">Capability monitoring architecture.</w:t>
       </w:r>
     </w:p>
-    <w:bookmarkEnd w:id="98"/>
     <w:bookmarkEnd w:id="99"/>
-    <w:bookmarkStart w:id="103" w:name="metrics-collection"/>
+    <w:bookmarkEnd w:id="100"/>
+    <w:bookmarkStart w:id="104" w:name="metrics-collection"/>
     <w:p>
       <w:pPr>
         <w:pStyle w:val="Heading2"/>
@@ -11882,7 +12315,7 @@
         <w:t xml:space="preserve">Metrics collection</w:t>
       </w:r>
     </w:p>
-    <w:bookmarkStart w:id="101" w:name="required-metrics"/>
+    <w:bookmarkStart w:id="102" w:name="required-metrics"/>
     <w:p>
       <w:pPr>
         <w:pStyle w:val="Heading3"/>
@@ -11891,7 +12324,7 @@
         <w:t xml:space="preserve">Required metrics</w:t>
       </w:r>
     </w:p>
-    <w:bookmarkStart w:id="100" w:name="tab:monitor-metrics"/>
+    <w:bookmarkStart w:id="101" w:name="tab:monitor-metrics"/>
     <w:p>
       <w:pPr>
         <w:pStyle w:val="TableCaption"/>
@@ -12335,9 +12768,9 @@
         </w:tc>
       </w:tr>
     </w:tbl>
-    <w:bookmarkEnd w:id="100"/>
     <w:bookmarkEnd w:id="101"/>
-    <w:bookmarkStart w:id="102" w:name="collection-points"/>
+    <w:bookmarkEnd w:id="102"/>
+    <w:bookmarkStart w:id="103" w:name="collection-points"/>
     <w:p>
       <w:pPr>
         <w:pStyle w:val="Heading3"/>
@@ -12426,9 +12859,9 @@
         <w:t xml:space="preserve">: Human review outcomes (accept/edit/reject rates)</w:t>
       </w:r>
     </w:p>
-    <w:bookmarkEnd w:id="102"/>
     <w:bookmarkEnd w:id="103"/>
-    <w:bookmarkStart w:id="108" w:name="detection-triggers"/>
+    <w:bookmarkEnd w:id="104"/>
+    <w:bookmarkStart w:id="109" w:name="detection-triggers"/>
     <w:p>
       <w:pPr>
         <w:pStyle w:val="Heading2"/>
@@ -12437,7 +12870,7 @@
         <w:t xml:space="preserve">Detection triggers</w:t>
       </w:r>
     </w:p>
-    <w:bookmarkStart w:id="105" w:name="statistical-anomaly-detection"/>
+    <w:bookmarkStart w:id="106" w:name="statistical-anomaly-detection"/>
     <w:p>
       <w:pPr>
         <w:pStyle w:val="Heading3"/>
@@ -12460,7 +12893,7 @@
         <w:t xml:space="preserve">significantly.</w:t>
       </w:r>
     </w:p>
-    <w:bookmarkStart w:id="104" w:name="tab:anomaly-thresholds"/>
+    <w:bookmarkStart w:id="105" w:name="tab:anomaly-thresholds"/>
     <w:p>
       <w:pPr>
         <w:pStyle w:val="TableCaption"/>
@@ -12822,9 +13255,9 @@
         </w:tc>
       </w:tr>
     </w:tbl>
-    <w:bookmarkEnd w:id="104"/>
     <w:bookmarkEnd w:id="105"/>
-    <w:bookmarkStart w:id="106" w:name="behavioural-pattern-detection"/>
+    <w:bookmarkEnd w:id="106"/>
+    <w:bookmarkStart w:id="107" w:name="behavioural-pattern-detection"/>
     <w:p>
       <w:pPr>
         <w:pStyle w:val="Heading3"/>
@@ -12925,8 +13358,8 @@
         <w:t xml:space="preserve">in unexpected ways</w:t>
       </w:r>
     </w:p>
-    <w:bookmarkEnd w:id="106"/>
-    <w:bookmarkStart w:id="107" w:name="trigger-definitions"/>
+    <w:bookmarkEnd w:id="107"/>
+    <w:bookmarkStart w:id="108" w:name="trigger-definitions"/>
     <w:p>
       <w:pPr>
         <w:pStyle w:val="Heading3"/>
@@ -13753,9 +14186,9 @@
         <w:t xml:space="preserve">}</w:t>
       </w:r>
     </w:p>
-    <w:bookmarkEnd w:id="107"/>
     <w:bookmarkEnd w:id="108"/>
-    <w:bookmarkStart w:id="117" w:name="alert-management"/>
+    <w:bookmarkEnd w:id="109"/>
+    <w:bookmarkStart w:id="118" w:name="alert-management"/>
     <w:p>
       <w:pPr>
         <w:pStyle w:val="Heading2"/>
@@ -13764,7 +14197,7 @@
         <w:t xml:space="preserve">Alert management</w:t>
       </w:r>
     </w:p>
-    <w:bookmarkStart w:id="110" w:name="alert-severity-levels"/>
+    <w:bookmarkStart w:id="111" w:name="alert-severity-levels"/>
     <w:p>
       <w:pPr>
         <w:pStyle w:val="Heading3"/>
@@ -13773,7 +14206,7 @@
         <w:t xml:space="preserve">Alert severity levels</w:t>
       </w:r>
     </w:p>
-    <w:bookmarkStart w:id="109" w:name="tab:alert-severity"/>
+    <w:bookmarkStart w:id="110" w:name="tab:alert-severity"/>
     <w:p>
       <w:pPr>
         <w:pStyle w:val="TableCaption"/>
@@ -13962,9 +14395,9 @@
         </w:tc>
       </w:tr>
     </w:tbl>
-    <w:bookmarkEnd w:id="109"/>
     <w:bookmarkEnd w:id="110"/>
-    <w:bookmarkStart w:id="111" w:name="alert-routing"/>
+    <w:bookmarkEnd w:id="111"/>
+    <w:bookmarkStart w:id="112" w:name="alert-routing"/>
     <w:p>
       <w:pPr>
         <w:pStyle w:val="Heading3"/>
@@ -14137,8 +14570,8 @@
         <w:t xml:space="preserve">    escalation_after_minutes: null  # no escalation</w:t>
       </w:r>
     </w:p>
-    <w:bookmarkEnd w:id="111"/>
-    <w:bookmarkStart w:id="112" w:name="circuit-breaker-integration"/>
+    <w:bookmarkEnd w:id="112"/>
+    <w:bookmarkStart w:id="113" w:name="circuit-breaker-integration"/>
     <w:p>
       <w:pPr>
         <w:pStyle w:val="Heading3"/>
@@ -14205,8 +14638,8 @@
         <w:t xml:space="preserve">Manual intervention required to close circuit breaker</w:t>
       </w:r>
     </w:p>
-    <w:bookmarkEnd w:id="112"/>
-    <w:bookmarkStart w:id="116" w:name="sec:degradation-ladder"/>
+    <w:bookmarkEnd w:id="113"/>
+    <w:bookmarkStart w:id="117" w:name="sec:degradation-ladder"/>
     <w:p>
       <w:pPr>
         <w:pStyle w:val="Heading3"/>
@@ -14289,7 +14722,7 @@
         <w:t xml:space="preserve">a human ack.</w:t>
       </w:r>
     </w:p>
-    <w:bookmarkStart w:id="113" w:name="tab:degradation-ladder"/>
+    <w:bookmarkStart w:id="114" w:name="tab:degradation-ladder"/>
     <w:p>
       <w:pPr>
         <w:pStyle w:val="TableCaption"/>
@@ -14736,8 +15169,8 @@
         </w:tc>
       </w:tr>
     </w:tbl>
-    <w:bookmarkEnd w:id="113"/>
-    <w:bookmarkStart w:id="114" w:name="tagging-and-auditability."/>
+    <w:bookmarkEnd w:id="114"/>
+    <w:bookmarkStart w:id="115" w:name="tagging-and-auditability."/>
     <w:p>
       <w:pPr>
         <w:pStyle w:val="Heading5"/>
@@ -14802,7 +15235,7 @@
         <w:t xml:space="preserve"> </w:t>
       </w:r>
       <w:r>
-        <w:t xml:space="preserve">This preserves the MAS MGF 2.1.2-002 attribution guarantee across</w:t>
+        <w:t xml:space="preserve">This preserves the IMDA MGF 2.1.2-002 attribution guarantee across</w:t>
       </w:r>
       <w:r>
         <w:t xml:space="preserve"> </w:t>
@@ -14830,8 +15263,8 @@
         <w:t xml:space="preserve">to the model the request was routed to.</w:t>
       </w:r>
     </w:p>
-    <w:bookmarkEnd w:id="114"/>
-    <w:bookmarkStart w:id="115" w:name="rung-selection-rationale."/>
+    <w:bookmarkEnd w:id="115"/>
+    <w:bookmarkStart w:id="116" w:name="rung-selection-rationale."/>
     <w:p>
       <w:pPr>
         <w:pStyle w:val="Heading5"/>
@@ -14912,10 +15345,10 @@
         <w:t xml:space="preserve">a human acknowledgement or a clean 15-minute signal window.</w:t>
       </w:r>
     </w:p>
-    <w:bookmarkEnd w:id="115"/>
     <w:bookmarkEnd w:id="116"/>
     <w:bookmarkEnd w:id="117"/>
-    <w:bookmarkStart w:id="120" w:name="dashboard-specification"/>
+    <w:bookmarkEnd w:id="118"/>
+    <w:bookmarkStart w:id="121" w:name="dashboard-specification"/>
     <w:p>
       <w:pPr>
         <w:pStyle w:val="Heading2"/>
@@ -14924,7 +15357,7 @@
         <w:t xml:space="preserve">Dashboard specification</w:t>
       </w:r>
     </w:p>
-    <w:bookmarkStart w:id="118" w:name="real-time-view"/>
+    <w:bookmarkStart w:id="119" w:name="real-time-view"/>
     <w:p>
       <w:pPr>
         <w:pStyle w:val="Heading3"/>
@@ -14985,8 +15418,8 @@
         <w:t xml:space="preserve">Recent trigger history</w:t>
       </w:r>
     </w:p>
-    <w:bookmarkEnd w:id="118"/>
-    <w:bookmarkStart w:id="119" w:name="historical-analysis"/>
+    <w:bookmarkEnd w:id="119"/>
+    <w:bookmarkStart w:id="120" w:name="historical-analysis"/>
     <w:p>
       <w:pPr>
         <w:pStyle w:val="Heading3"/>
@@ -15047,9 +15480,9 @@
         <w:t xml:space="preserve">Baseline comparison charts</w:t>
       </w:r>
     </w:p>
-    <w:bookmarkEnd w:id="119"/>
     <w:bookmarkEnd w:id="120"/>
-    <w:bookmarkStart w:id="124" w:name="audit-and-compliance"/>
+    <w:bookmarkEnd w:id="121"/>
+    <w:bookmarkStart w:id="125" w:name="audit-and-compliance"/>
     <w:p>
       <w:pPr>
         <w:pStyle w:val="Heading2"/>
@@ -15058,7 +15491,7 @@
         <w:t xml:space="preserve">Audit and compliance</w:t>
       </w:r>
     </w:p>
-    <w:bookmarkStart w:id="122" w:name="retention-requirements"/>
+    <w:bookmarkStart w:id="123" w:name="retention-requirements"/>
     <w:p>
       <w:pPr>
         <w:pStyle w:val="Heading3"/>
@@ -15067,7 +15500,7 @@
         <w:t xml:space="preserve">Retention requirements</w:t>
       </w:r>
     </w:p>
-    <w:bookmarkStart w:id="121" w:name="tab:monitor-retention"/>
+    <w:bookmarkStart w:id="122" w:name="tab:monitor-retention"/>
     <w:p>
       <w:pPr>
         <w:pStyle w:val="TableCaption"/>
@@ -15294,9 +15727,9 @@
         </w:tc>
       </w:tr>
     </w:tbl>
-    <w:bookmarkEnd w:id="121"/>
     <w:bookmarkEnd w:id="122"/>
-    <w:bookmarkStart w:id="123" w:name="regulatory-reporting"/>
+    <w:bookmarkEnd w:id="123"/>
+    <w:bookmarkStart w:id="124" w:name="regulatory-reporting"/>
     <w:p>
       <w:pPr>
         <w:pStyle w:val="Heading3"/>
@@ -15310,7 +15743,7 @@
         <w:pStyle w:val="FirstParagraph"/>
       </w:pPr>
       <w:r>
-        <w:t xml:space="preserve">For MAS MGF compliance, generate quarterly reports containing:</w:t>
+        <w:t xml:space="preserve">For IMDA MGF compliance, generate quarterly reports containing:</w:t>
       </w:r>
     </w:p>
     <w:p>
@@ -15368,9 +15801,9 @@
         <w:t xml:space="preserve">Circuit breaker activations and durations</w:t>
       </w:r>
     </w:p>
-    <w:bookmarkEnd w:id="123"/>
     <w:bookmarkEnd w:id="124"/>
-    <w:bookmarkStart w:id="125" w:name="implementation-checklist"/>
+    <w:bookmarkEnd w:id="125"/>
+    <w:bookmarkStart w:id="126" w:name="implementation-checklist"/>
     <w:p>
       <w:pPr>
         <w:pStyle w:val="Heading2"/>
@@ -15519,9 +15952,9 @@
         <w:t xml:space="preserve">Integration tests with simulated anomalies</w:t>
       </w:r>
     </w:p>
-    <w:bookmarkEnd w:id="125"/>
     <w:bookmarkEnd w:id="126"/>
-    <w:bookmarkStart w:id="148" w:name="ch:testing"/>
+    <w:bookmarkEnd w:id="127"/>
+    <w:bookmarkStart w:id="149" w:name="ch:testing"/>
     <w:p>
       <w:pPr>
         <w:pStyle w:val="Heading1"/>
@@ -15544,7 +15977,7 @@
         <w:t xml:space="preserve">corpus, including validation tests, coverage verification, and CI/CD integration.</w:t>
       </w:r>
     </w:p>
-    <w:bookmarkStart w:id="128" w:name="test-coverage-requirements"/>
+    <w:bookmarkStart w:id="129" w:name="test-coverage-requirements"/>
     <w:p>
       <w:pPr>
         <w:pStyle w:val="Heading2"/>
@@ -15553,7 +15986,7 @@
         <w:t xml:space="preserve">Test coverage requirements</w:t>
       </w:r>
     </w:p>
-    <w:bookmarkStart w:id="127" w:name="tab:reg-coverage"/>
+    <w:bookmarkStart w:id="128" w:name="tab:reg-coverage"/>
     <w:p>
       <w:pPr>
         <w:pStyle w:val="TableCaption"/>
@@ -15941,9 +16374,9 @@
         </w:tc>
       </w:tr>
     </w:tbl>
-    <w:bookmarkEnd w:id="127"/>
     <w:bookmarkEnd w:id="128"/>
-    <w:bookmarkStart w:id="131" w:name="test-fixtures"/>
+    <w:bookmarkEnd w:id="129"/>
+    <w:bookmarkStart w:id="132" w:name="test-fixtures"/>
     <w:p>
       <w:pPr>
         <w:pStyle w:val="Heading2"/>
@@ -15972,7 +16405,7 @@
         <w:t xml:space="preserve">.</w:t>
       </w:r>
     </w:p>
-    <w:bookmarkStart w:id="129" w:name="regulation-fixtures"/>
+    <w:bookmarkStart w:id="130" w:name="regulation-fixtures"/>
     <w:p>
       <w:pPr>
         <w:pStyle w:val="Heading3"/>
@@ -15989,7 +16422,7 @@
         </w:numPr>
       </w:pPr>
       <w:r>
-        <w:t xml:space="preserve">Complete MAS MGF corpus (20 requirements)</w:t>
+        <w:t xml:space="preserve">Complete IMDA MGF corpus (20 requirements)</w:t>
       </w:r>
     </w:p>
     <w:p>
@@ -16036,8 +16469,8 @@
         <w:t xml:space="preserve">Edge case: Malformed requirement</w:t>
       </w:r>
     </w:p>
-    <w:bookmarkEnd w:id="129"/>
-    <w:bookmarkStart w:id="130" w:name="conformance-tool-fixtures"/>
+    <w:bookmarkEnd w:id="130"/>
+    <w:bookmarkStart w:id="131" w:name="conformance-tool-fixtures"/>
     <w:p>
       <w:pPr>
         <w:pStyle w:val="Heading3"/>
@@ -16079,9 +16512,9 @@
         <w:t xml:space="preserve">Invalid tool output for error handling</w:t>
       </w:r>
     </w:p>
-    <w:bookmarkEnd w:id="130"/>
     <w:bookmarkEnd w:id="131"/>
-    <w:bookmarkStart w:id="137" w:name="unit-test-cases"/>
+    <w:bookmarkEnd w:id="132"/>
+    <w:bookmarkStart w:id="138" w:name="unit-test-cases"/>
     <w:p>
       <w:pPr>
         <w:pStyle w:val="Heading2"/>
@@ -16090,7 +16523,7 @@
         <w:t xml:space="preserve">Unit test cases</w:t>
       </w:r>
     </w:p>
-    <w:bookmarkStart w:id="132" w:name="requirement-parsing"/>
+    <w:bookmarkStart w:id="133" w:name="requirement-parsing"/>
     <w:p>
       <w:pPr>
         <w:pStyle w:val="Heading3"/>
@@ -16196,7 +16629,7 @@
               <w:jc w:val="left"/>
             </w:pPr>
             <w:r>
-              <w:t xml:space="preserve">Parse requirement from MAS MGF</w:t>
+              <w:t xml:space="preserve">Parse requirement from IMDA MGF</w:t>
             </w:r>
           </w:p>
         </w:tc>
@@ -16354,8 +16787,8 @@
         </w:tc>
       </w:tr>
     </w:tbl>
-    <w:bookmarkEnd w:id="132"/>
-    <w:bookmarkStart w:id="133" w:name="status-tracking"/>
+    <w:bookmarkEnd w:id="133"/>
+    <w:bookmarkStart w:id="134" w:name="status-tracking"/>
     <w:p>
       <w:pPr>
         <w:pStyle w:val="Heading3"/>
@@ -16619,8 +17052,8 @@
         </w:tc>
       </w:tr>
     </w:tbl>
-    <w:bookmarkEnd w:id="133"/>
-    <w:bookmarkStart w:id="134" w:name="coverage-calculation"/>
+    <w:bookmarkEnd w:id="134"/>
+    <w:bookmarkStart w:id="135" w:name="coverage-calculation"/>
     <w:p>
       <w:pPr>
         <w:pStyle w:val="Heading3"/>
@@ -16884,8 +17317,8 @@
         </w:tc>
       </w:tr>
     </w:tbl>
-    <w:bookmarkEnd w:id="134"/>
-    <w:bookmarkStart w:id="135" w:name="implementation-pointer-validation"/>
+    <w:bookmarkEnd w:id="135"/>
+    <w:bookmarkStart w:id="136" w:name="implementation-pointer-validation"/>
     <w:p>
       <w:pPr>
         <w:pStyle w:val="Heading3"/>
@@ -17111,8 +17544,8 @@
         </w:tc>
       </w:tr>
     </w:tbl>
-    <w:bookmarkEnd w:id="135"/>
-    <w:bookmarkStart w:id="136" w:name="conformance-tool-integration"/>
+    <w:bookmarkEnd w:id="136"/>
+    <w:bookmarkStart w:id="137" w:name="conformance-tool-integration"/>
     <w:p>
       <w:pPr>
         <w:pStyle w:val="Heading3"/>
@@ -17338,9 +17771,9 @@
         </w:tc>
       </w:tr>
     </w:tbl>
-    <w:bookmarkEnd w:id="136"/>
     <w:bookmarkEnd w:id="137"/>
-    <w:bookmarkStart w:id="139" w:name="integration-test-suite"/>
+    <w:bookmarkEnd w:id="138"/>
+    <w:bookmarkStart w:id="140" w:name="integration-test-suite"/>
     <w:p>
       <w:pPr>
         <w:pStyle w:val="Heading2"/>
@@ -17368,7 +17801,7 @@
         <w:t xml:space="preserve">Expected duration: 5 minutes.</w:t>
       </w:r>
     </w:p>
-    <w:bookmarkStart w:id="138" w:name="end-to-end-scenarios"/>
+    <w:bookmarkStart w:id="139" w:name="end-to-end-scenarios"/>
     <w:p>
       <w:pPr>
         <w:pStyle w:val="Heading3"/>
@@ -17467,9 +17900,9 @@
         <w:t xml:space="preserve">: Run conformance tools and aggregate</w:t>
       </w:r>
     </w:p>
-    <w:bookmarkEnd w:id="138"/>
     <w:bookmarkEnd w:id="139"/>
-    <w:bookmarkStart w:id="140" w:name="schema-validation-tests"/>
+    <w:bookmarkEnd w:id="140"/>
+    <w:bookmarkStart w:id="141" w:name="schema-validation-tests"/>
     <w:p>
       <w:pPr>
         <w:pStyle w:val="Heading2"/>
@@ -17630,8 +18063,8 @@
         </w:tc>
       </w:tr>
     </w:tbl>
-    <w:bookmarkEnd w:id="140"/>
-    <w:bookmarkStart w:id="141" w:name="compliance-verification-tests"/>
+    <w:bookmarkEnd w:id="141"/>
+    <w:bookmarkStart w:id="142" w:name="compliance-verification-tests"/>
     <w:p>
       <w:pPr>
         <w:pStyle w:val="Heading2"/>
@@ -17850,8 +18283,8 @@
         </w:tc>
       </w:tr>
     </w:tbl>
-    <w:bookmarkEnd w:id="141"/>
-    <w:bookmarkStart w:id="142" w:name="cicd-integration"/>
+    <w:bookmarkEnd w:id="142"/>
+    <w:bookmarkStart w:id="143" w:name="cicd-integration"/>
     <w:p>
       <w:pPr>
         <w:pStyle w:val="Heading2"/>
@@ -18015,8 +18448,8 @@
         <w:t xml:space="preserve">        python scripts/generate_compliance_report.py</w:t>
       </w:r>
     </w:p>
-    <w:bookmarkEnd w:id="142"/>
-    <w:bookmarkStart w:id="146" w:name="sec:quarterly-audit"/>
+    <w:bookmarkEnd w:id="143"/>
+    <w:bookmarkStart w:id="147" w:name="sec:quarterly-audit"/>
     <w:p>
       <w:pPr>
         <w:pStyle w:val="Heading2"/>
@@ -18030,7 +18463,7 @@
         <w:pStyle w:val="FirstParagraph"/>
       </w:pPr>
       <w:r>
-        <w:t xml:space="preserve">For MAS MGF compliance, run extended tests quarterly:</w:t>
+        <w:t xml:space="preserve">For IMDA MGF compliance, run extended tests quarterly:</w:t>
       </w:r>
     </w:p>
     <w:p>
@@ -18138,7 +18571,7 @@
         <w:t xml:space="preserve">Archive report with timestamp and attestation</w:t>
       </w:r>
     </w:p>
-    <w:bookmarkStart w:id="144" w:name="sec:aiverify-subset"/>
+    <w:bookmarkStart w:id="145" w:name="sec:aiverify-subset"/>
     <w:p>
       <w:pPr>
         <w:pStyle w:val="Heading3"/>
@@ -18203,7 +18636,7 @@
         <w:t xml:space="preserve">the audit trail without adding assurance.</w:t>
       </w:r>
     </w:p>
-    <w:bookmarkStart w:id="143" w:name="tab:aiverify-subset"/>
+    <w:bookmarkStart w:id="144" w:name="tab:aiverify-subset"/>
     <w:p>
       <w:pPr>
         <w:pStyle w:val="TableCaption"/>
@@ -18690,13 +19123,13 @@
               <w:jc w:val="left"/>
             </w:pPr>
             <w:r>
-              <w:t xml:space="preserve">Required by MAS MGF regardless of domain; low expected firing rate but must be part of the audit.</w:t>
+              <w:t xml:space="preserve">Required by IMDA MGF regardless of domain; low expected firing rate but must be part of the audit.</w:t>
             </w:r>
           </w:p>
         </w:tc>
       </w:tr>
     </w:tbl>
-    <w:bookmarkEnd w:id="143"/>
+    <w:bookmarkEnd w:id="144"/>
     <w:p>
       <w:pPr>
         <w:pStyle w:val="BodyText"/>
@@ -18763,8 +19196,8 @@
         <w:t xml:space="preserve">explainability tabular plugins become applicable).</w:t>
       </w:r>
     </w:p>
-    <w:bookmarkEnd w:id="144"/>
-    <w:bookmarkStart w:id="145" w:name="sec:gfaic-attestation"/>
+    <w:bookmarkEnd w:id="145"/>
+    <w:bookmarkStart w:id="146" w:name="sec:gfaic-attestation"/>
     <w:p>
       <w:pPr>
         <w:pStyle w:val="Heading3"/>
@@ -18923,9 +19356,9 @@
         <w:t xml:space="preserve">redacted summary is sufficient for routine regulatory review.</w:t>
       </w:r>
     </w:p>
-    <w:bookmarkEnd w:id="145"/>
     <w:bookmarkEnd w:id="146"/>
-    <w:bookmarkStart w:id="147" w:name="acceptance-criteria"/>
+    <w:bookmarkEnd w:id="147"/>
+    <w:bookmarkStart w:id="148" w:name="acceptance-criteria"/>
     <w:p>
       <w:pPr>
         <w:pStyle w:val="Heading2"/>
@@ -19070,9 +19503,9 @@
         <w:t xml:space="preserve">All implementation pointers resolve</w:t>
       </w:r>
     </w:p>
-    <w:bookmarkEnd w:id="147"/>
     <w:bookmarkEnd w:id="148"/>
-    <w:bookmarkStart w:id="174" w:name="ch:identity"/>
+    <w:bookmarkEnd w:id="149"/>
+    <w:bookmarkStart w:id="175" w:name="ch:identity"/>
     <w:p>
       <w:pPr>
         <w:pStyle w:val="Heading1"/>
@@ -19092,7 +19525,7 @@
         <w:t xml:space="preserve"> </w:t>
       </w:r>
       <w:r>
-        <w:t xml:space="preserve">the MAS MGF requirement REG-MGF-2.1.2-002 that</w:t>
+        <w:t xml:space="preserve">the IMDA MGF requirement REG-MGF-2.1.2-002 that</w:t>
       </w:r>
       <w:r>
         <w:t xml:space="preserve"> </w:t>
@@ -19107,7 +19540,7 @@
         <w:t xml:space="preserve">traceable to the requesting identity and approval chain.”</w:t>
       </w:r>
     </w:p>
-    <w:bookmarkStart w:id="149" w:name="overview-1"/>
+    <w:bookmarkStart w:id="150" w:name="overview-1"/>
     <w:p>
       <w:pPr>
         <w:pStyle w:val="Heading2"/>
@@ -19238,8 +19671,8 @@
         <w:t xml:space="preserve">(pipeline, model version, timestamp)</w:t>
       </w:r>
     </w:p>
-    <w:bookmarkEnd w:id="149"/>
-    <w:bookmarkStart w:id="152" w:name="identity-model"/>
+    <w:bookmarkEnd w:id="150"/>
+    <w:bookmarkStart w:id="153" w:name="identity-model"/>
     <w:p>
       <w:pPr>
         <w:pStyle w:val="Heading2"/>
@@ -19248,7 +19681,7 @@
         <w:t xml:space="preserve">Identity model</w:t>
       </w:r>
     </w:p>
-    <w:bookmarkStart w:id="150" w:name="agent-identity-schema"/>
+    <w:bookmarkStart w:id="151" w:name="agent-identity-schema"/>
     <w:p>
       <w:pPr>
         <w:pStyle w:val="Heading3"/>
@@ -19412,8 +19845,8 @@
         <w:t xml:space="preserve">}</w:t>
       </w:r>
     </w:p>
-    <w:bookmarkEnd w:id="150"/>
-    <w:bookmarkStart w:id="151" w:name="request-identity-schema"/>
+    <w:bookmarkEnd w:id="151"/>
+    <w:bookmarkStart w:id="152" w:name="request-identity-schema"/>
     <w:p>
       <w:pPr>
         <w:pStyle w:val="Heading3"/>
@@ -19541,9 +19974,9 @@
         <w:t xml:space="preserve">}</w:t>
       </w:r>
     </w:p>
-    <w:bookmarkEnd w:id="151"/>
     <w:bookmarkEnd w:id="152"/>
-    <w:bookmarkStart w:id="156" w:name="audit-trail-specification"/>
+    <w:bookmarkEnd w:id="153"/>
+    <w:bookmarkStart w:id="157" w:name="audit-trail-specification"/>
     <w:p>
       <w:pPr>
         <w:pStyle w:val="Heading2"/>
@@ -19552,7 +19985,7 @@
         <w:t xml:space="preserve">Audit trail specification</w:t>
       </w:r>
     </w:p>
-    <w:bookmarkStart w:id="153" w:name="audit-event-schema"/>
+    <w:bookmarkStart w:id="154" w:name="audit-event-schema"/>
     <w:p>
       <w:pPr>
         <w:pStyle w:val="Heading3"/>
@@ -19895,8 +20328,8 @@
         <w:t xml:space="preserve">}</w:t>
       </w:r>
     </w:p>
-    <w:bookmarkEnd w:id="153"/>
-    <w:bookmarkStart w:id="155" w:name="required-audit-events"/>
+    <w:bookmarkEnd w:id="154"/>
+    <w:bookmarkStart w:id="156" w:name="required-audit-events"/>
     <w:p>
       <w:pPr>
         <w:pStyle w:val="Heading3"/>
@@ -19905,7 +20338,7 @@
         <w:t xml:space="preserve">Required audit events</w:t>
       </w:r>
     </w:p>
-    <w:bookmarkStart w:id="154" w:name="tab:audit-events"/>
+    <w:bookmarkStart w:id="155" w:name="tab:audit-events"/>
     <w:p>
       <w:pPr>
         <w:pStyle w:val="TableCaption"/>
@@ -20226,10 +20659,10 @@
         </w:tc>
       </w:tr>
     </w:tbl>
-    <w:bookmarkEnd w:id="154"/>
     <w:bookmarkEnd w:id="155"/>
     <w:bookmarkEnd w:id="156"/>
-    <w:bookmarkStart w:id="160" w:name="storage-and-retention"/>
+    <w:bookmarkEnd w:id="157"/>
+    <w:bookmarkStart w:id="161" w:name="storage-and-retention"/>
     <w:p>
       <w:pPr>
         <w:pStyle w:val="Heading2"/>
@@ -20238,7 +20671,7 @@
         <w:t xml:space="preserve">Storage and retention</w:t>
       </w:r>
     </w:p>
-    <w:bookmarkStart w:id="158" w:name="storage-requirements"/>
+    <w:bookmarkStart w:id="159" w:name="storage-requirements"/>
     <w:p>
       <w:pPr>
         <w:pStyle w:val="Heading3"/>
@@ -20247,7 +20680,7 @@
         <w:t xml:space="preserve">Storage requirements</w:t>
       </w:r>
     </w:p>
-    <w:bookmarkStart w:id="157" w:name="tab:audit-storage"/>
+    <w:bookmarkStart w:id="158" w:name="tab:audit-storage"/>
     <w:p>
       <w:pPr>
         <w:pStyle w:val="TableCaption"/>
@@ -20512,9 +20945,9 @@
         </w:tc>
       </w:tr>
     </w:tbl>
-    <w:bookmarkEnd w:id="157"/>
     <w:bookmarkEnd w:id="158"/>
-    <w:bookmarkStart w:id="159" w:name="immutability-requirements"/>
+    <w:bookmarkEnd w:id="159"/>
+    <w:bookmarkStart w:id="160" w:name="immutability-requirements"/>
     <w:p>
       <w:pPr>
         <w:pStyle w:val="Heading3"/>
@@ -20591,9 +21024,9 @@
         <w:t xml:space="preserve">Write-once media for long-term archive</w:t>
       </w:r>
     </w:p>
-    <w:bookmarkEnd w:id="159"/>
     <w:bookmarkEnd w:id="160"/>
-    <w:bookmarkStart w:id="163" w:name="api-specification"/>
+    <w:bookmarkEnd w:id="161"/>
+    <w:bookmarkStart w:id="164" w:name="api-specification"/>
     <w:p>
       <w:pPr>
         <w:pStyle w:val="Heading2"/>
@@ -20602,7 +21035,7 @@
         <w:t xml:space="preserve">API specification</w:t>
       </w:r>
     </w:p>
-    <w:bookmarkStart w:id="161" w:name="audit-write-api"/>
+    <w:bookmarkStart w:id="162" w:name="audit-write-api"/>
     <w:p>
       <w:pPr>
         <w:pStyle w:val="Heading3"/>
@@ -21059,8 +21492,8 @@
         <w:t xml:space="preserve">    """</w:t>
       </w:r>
     </w:p>
-    <w:bookmarkEnd w:id="161"/>
-    <w:bookmarkStart w:id="162" w:name="audit-query-api"/>
+    <w:bookmarkEnd w:id="162"/>
+    <w:bookmarkStart w:id="163" w:name="audit-query-api"/>
     <w:p>
       <w:pPr>
         <w:pStyle w:val="Heading3"/>
@@ -21257,9 +21690,9 @@
         <w:t xml:space="preserve">    """</w:t>
       </w:r>
     </w:p>
-    <w:bookmarkEnd w:id="162"/>
     <w:bookmarkEnd w:id="163"/>
-    <w:bookmarkStart w:id="166" w:name="integration-requirements"/>
+    <w:bookmarkEnd w:id="164"/>
+    <w:bookmarkStart w:id="167" w:name="integration-requirements"/>
     <w:p>
       <w:pPr>
         <w:pStyle w:val="Heading2"/>
@@ -21268,7 +21701,7 @@
         <w:t xml:space="preserve">Integration requirements</w:t>
       </w:r>
     </w:p>
-    <w:bookmarkStart w:id="164" w:name="pipeline-integration"/>
+    <w:bookmarkStart w:id="165" w:name="pipeline-integration"/>
     <w:p>
       <w:pPr>
         <w:pStyle w:val="Heading3"/>
@@ -21451,8 +21884,8 @@
         <w:t xml:space="preserve">event on any failure</w:t>
       </w:r>
     </w:p>
-    <w:bookmarkEnd w:id="164"/>
-    <w:bookmarkStart w:id="165" w:name="sec:audit-failure-handling"/>
+    <w:bookmarkEnd w:id="165"/>
+    <w:bookmarkStart w:id="166" w:name="sec:audit-failure-handling"/>
     <w:p>
       <w:pPr>
         <w:pStyle w:val="Heading3"/>
@@ -21803,9 +22236,9 @@
         <w:t xml:space="preserve">pre-action reservation and staging side effects.</w:t>
       </w:r>
     </w:p>
-    <w:bookmarkEnd w:id="165"/>
     <w:bookmarkEnd w:id="166"/>
-    <w:bookmarkStart w:id="168" w:name="compliance-mapping"/>
+    <w:bookmarkEnd w:id="167"/>
+    <w:bookmarkStart w:id="169" w:name="compliance-mapping"/>
     <w:p>
       <w:pPr>
         <w:pStyle w:val="Heading2"/>
@@ -21814,13 +22247,13 @@
         <w:t xml:space="preserve">Compliance mapping</w:t>
       </w:r>
     </w:p>
-    <w:bookmarkStart w:id="167" w:name="tab:mgf-mapping"/>
+    <w:bookmarkStart w:id="168" w:name="tab:mgf-mapping"/>
     <w:p>
       <w:pPr>
         <w:pStyle w:val="TableCaption"/>
       </w:pPr>
       <w:r>
-        <w:t xml:space="preserve">MAS MGF requirement mapping.</w:t>
+        <w:t xml:space="preserve">IMDA MGF requirement mapping.</w:t>
       </w:r>
     </w:p>
     <w:tbl>
@@ -21828,7 +22261,7 @@
         <w:tblStyle w:val="Table"/>
         <w:tblW w:type="auto" w:w="0"/>
         <w:tblLook w:firstRow="1" w:lastRow="0" w:firstColumn="0" w:lastColumn="0" w:noHBand="0" w:noVBand="0" w:val="0020"/>
-        <w:tblCaption w:val="MAS MGF requirement mapping."/>
+        <w:tblCaption w:val="IMDA MGF requirement mapping."/>
       </w:tblPr>
       <w:tblGrid>
         <w:gridCol w:w="2640"/>
@@ -22003,9 +22436,9 @@
         </w:tc>
       </w:tr>
     </w:tbl>
-    <w:bookmarkEnd w:id="167"/>
     <w:bookmarkEnd w:id="168"/>
-    <w:bookmarkStart w:id="173" w:name="X1a584155bd17abcefbf06c1b392b92c8cb69792"/>
+    <w:bookmarkEnd w:id="169"/>
+    <w:bookmarkStart w:id="174" w:name="X1a584155bd17abcefbf06c1b392b92c8cb69792"/>
     <w:p>
       <w:pPr>
         <w:pStyle w:val="Heading2"/>
@@ -22014,7 +22447,7 @@
         <w:t xml:space="preserve">Implementation checklist and integration status</w:t>
       </w:r>
     </w:p>
-    <w:bookmarkStart w:id="169" w:name="audit-service-this-chapter"/>
+    <w:bookmarkStart w:id="170" w:name="audit-service-this-chapter"/>
     <w:p>
       <w:pPr>
         <w:pStyle w:val="Heading3"/>
@@ -22140,8 +22573,8 @@
         <w:t xml:space="preserve">Retention policy enforced (7 years) — target: v1.0</w:t>
       </w:r>
     </w:p>
-    <w:bookmarkEnd w:id="169"/>
-    <w:bookmarkStart w:id="171" w:name="sec:identity-integration-rollout"/>
+    <w:bookmarkEnd w:id="170"/>
+    <w:bookmarkStart w:id="172" w:name="sec:identity-integration-rollout"/>
     <w:p>
       <w:pPr>
         <w:pStyle w:val="Heading3"/>
@@ -22256,7 +22689,7 @@
         <w:t xml:space="preserve">packet).</w:t>
       </w:r>
     </w:p>
-    <w:bookmarkStart w:id="170" w:name="tab:identity-rollout"/>
+    <w:bookmarkStart w:id="171" w:name="tab:identity-rollout"/>
     <w:p>
       <w:pPr>
         <w:pStyle w:val="TableCaption"/>
@@ -22882,7 +23315,7 @@
               <w:jc w:val="left"/>
             </w:pPr>
             <w:r>
-              <w:t xml:space="preserve">v1.0 compliance gate: quarterly GFAIC review confirms MAS MGF 2.1.2-002 compliance; traceability matrix</w:t>
+              <w:t xml:space="preserve">v1.0 compliance gate: quarterly GFAIC review confirms IMDA MGF 2.1.2-002 compliance; traceability matrix</w:t>
             </w:r>
             <w:r>
               <w:t xml:space="preserve"> </w:t>
@@ -22892,7 +23325,7 @@
                 <w:rPr>
                   <w:rStyle w:val="Hyperlink"/>
                 </w:rPr>
-                <w:t xml:space="preserve">8.3</w:t>
+                <w:t xml:space="preserve">8.4</w:t>
               </w:r>
             </w:hyperlink>
             <w:r>
@@ -22935,7 +23368,7 @@
         </w:tc>
       </w:tr>
     </w:tbl>
-    <w:bookmarkEnd w:id="170"/>
+    <w:bookmarkEnd w:id="171"/>
     <w:p>
       <w:pPr>
         <w:pStyle w:val="BodyText"/>
@@ -22947,7 +23380,7 @@
         <w:t xml:space="preserve"> </w:t>
       </w:r>
       <w:r>
-        <w:t xml:space="preserve">for that pipeline’s MAS MGF 2.1.2-002 compliance is</w:t>
+        <w:t xml:space="preserve">for that pipeline’s IMDA MGF 2.1.2-002 compliance is</w:t>
       </w:r>
       <w:r>
         <w:t xml:space="preserve"> </w:t>
@@ -23053,8 +23486,8 @@
         <w:t xml:space="preserve">dashboard and refreshed on every cycle.</w:t>
       </w:r>
     </w:p>
-    <w:bookmarkEnd w:id="171"/>
-    <w:bookmarkStart w:id="172" w:name="compliance-tests"/>
+    <w:bookmarkEnd w:id="172"/>
+    <w:bookmarkStart w:id="173" w:name="compliance-tests"/>
     <w:p>
       <w:pPr>
         <w:pStyle w:val="Heading3"/>
@@ -23119,10 +23552,10 @@
         <w:t xml:space="preserve">)</w:t>
       </w:r>
     </w:p>
-    <w:bookmarkEnd w:id="172"/>
     <w:bookmarkEnd w:id="173"/>
     <w:bookmarkEnd w:id="174"/>
-    <w:bookmarkStart w:id="193" w:name="ch:reg-roadmap"/>
+    <w:bookmarkEnd w:id="175"/>
+    <w:bookmarkStart w:id="194" w:name="ch:reg-roadmap"/>
     <w:p>
       <w:pPr>
         <w:pStyle w:val="Heading1"/>
@@ -23131,7 +23564,7 @@
         <w:t xml:space="preserve">Project Roadmap</w:t>
       </w:r>
     </w:p>
-    <w:bookmarkStart w:id="176" w:name="scope-of-this-chapter"/>
+    <w:bookmarkStart w:id="177" w:name="scope-of-this-chapter"/>
     <w:p>
       <w:pPr>
         <w:pStyle w:val="Heading2"/>
@@ -23230,7 +23663,7 @@
         <w:t xml:space="preserve">conformance tooling) that the consumer projects depend on.</w:t>
       </w:r>
     </w:p>
-    <w:bookmarkStart w:id="175" w:name="sequence-not-dates."/>
+    <w:bookmarkStart w:id="176" w:name="sequence-not-dates."/>
     <w:p>
       <w:pPr>
         <w:pStyle w:val="Heading5"/>
@@ -23309,9 +23742,9 @@
         <w:t xml:space="preserve">the ticketing system, not in this specification.</w:t>
       </w:r>
     </w:p>
-    <w:bookmarkEnd w:id="175"/>
     <w:bookmarkEnd w:id="176"/>
-    <w:bookmarkStart w:id="178" w:name="sec:reg-moscow"/>
+    <w:bookmarkEnd w:id="177"/>
+    <w:bookmarkStart w:id="179" w:name="sec:reg-moscow"/>
     <w:p>
       <w:pPr>
         <w:pStyle w:val="Heading2"/>
@@ -23340,7 +23773,7 @@
         <w:t xml:space="preserve">dropped, de-scoped, or slips.</w:t>
       </w:r>
     </w:p>
-    <w:bookmarkStart w:id="177" w:name="tab:reg-moscow"/>
+    <w:bookmarkStart w:id="178" w:name="tab:reg-moscow"/>
     <w:p>
       <w:pPr>
         <w:pStyle w:val="TableCaption"/>
@@ -23667,7 +24100,7 @@
         </w:tc>
       </w:tr>
     </w:tbl>
-    <w:bookmarkEnd w:id="177"/>
+    <w:bookmarkEnd w:id="178"/>
     <w:p>
       <w:pPr>
         <w:pStyle w:val="BodyText"/>
@@ -23696,8 +24129,8 @@
         <w:t xml:space="preserve">schedule and scope can absorb delivery risk without a release slip.</w:t>
       </w:r>
     </w:p>
-    <w:bookmarkEnd w:id="178"/>
-    <w:bookmarkStart w:id="180" w:name="sec:reg-dependency-graph"/>
+    <w:bookmarkEnd w:id="179"/>
+    <w:bookmarkStart w:id="181" w:name="sec:reg-dependency-graph"/>
     <w:p>
       <w:pPr>
         <w:pStyle w:val="Heading2"/>
@@ -23706,7 +24139,7 @@
         <w:t xml:space="preserve">Dependency graph</w:t>
       </w:r>
     </w:p>
-    <w:bookmarkStart w:id="179" w:name="fig:reg-dependency-graph"/>
+    <w:bookmarkStart w:id="180" w:name="fig:reg-dependency-graph"/>
     <w:tbl>
       <w:tblPr>
         <w:tblStyle w:val="FigureTable"/>
@@ -23787,9 +24220,9 @@
         <w:t xml:space="preserve">fires).</w:t>
       </w:r>
     </w:p>
-    <w:bookmarkEnd w:id="179"/>
     <w:bookmarkEnd w:id="180"/>
-    <w:bookmarkStart w:id="182" w:name="sec:reg-milestones"/>
+    <w:bookmarkEnd w:id="181"/>
+    <w:bookmarkStart w:id="183" w:name="sec:reg-milestones"/>
     <w:p>
       <w:pPr>
         <w:pStyle w:val="Heading2"/>
@@ -23798,7 +24231,7 @@
         <w:t xml:space="preserve">Project milestones</w:t>
       </w:r>
     </w:p>
-    <w:bookmarkStart w:id="181" w:name="tab:reg-milestones"/>
+    <w:bookmarkStart w:id="182" w:name="tab:reg-milestones"/>
     <w:p>
       <w:pPr>
         <w:pStyle w:val="TableCaption"/>
@@ -24704,7 +25137,7 @@
               <w:jc w:val="left"/>
             </w:pPr>
             <w:r>
-              <w:t xml:space="preserve">v2.0 multi-regulator correlation scoped (beyond MAS MGF).</w:t>
+              <w:t xml:space="preserve">v2.0 multi-regulator correlation scoped (beyond IMDA MGF).</w:t>
             </w:r>
           </w:p>
         </w:tc>
@@ -24922,13 +25355,13 @@
               <w:t xml:space="preserve"> </w:t>
             </w:r>
             <w:r>
-              <w:t xml:space="preserve">in v1.0 scope; single-regulator (MAS MGF) only.</w:t>
+              <w:t xml:space="preserve">in v1.0 scope; single-regulator (IMDA MGF) only.</w:t>
             </w:r>
           </w:p>
         </w:tc>
       </w:tr>
     </w:tbl>
-    <w:bookmarkEnd w:id="181"/>
+    <w:bookmarkEnd w:id="182"/>
     <w:p>
       <w:pPr>
         <w:pStyle w:val="BodyText"/>
@@ -25072,8 +25505,8 @@
         <w:t xml:space="preserve">renegotiation.</w:t>
       </w:r>
     </w:p>
-    <w:bookmarkEnd w:id="182"/>
-    <w:bookmarkStart w:id="184" w:name="sec:reg-launch-tiers"/>
+    <w:bookmarkEnd w:id="183"/>
+    <w:bookmarkStart w:id="185" w:name="sec:reg-launch-tiers"/>
     <w:p>
       <w:pPr>
         <w:pStyle w:val="Heading2"/>
@@ -25102,7 +25535,7 @@
         <w:t xml:space="preserve">slippage requires sponsor sign-off.</w:t>
       </w:r>
     </w:p>
-    <w:bookmarkStart w:id="183" w:name="tab:reg-launch-tiers"/>
+    <w:bookmarkStart w:id="184" w:name="tab:reg-launch-tiers"/>
     <w:p>
       <w:pPr>
         <w:pStyle w:val="TableCaption"/>
@@ -25381,9 +25814,9 @@
         </w:tc>
       </w:tr>
     </w:tbl>
-    <w:bookmarkEnd w:id="183"/>
     <w:bookmarkEnd w:id="184"/>
-    <w:bookmarkStart w:id="186" w:name="sec:reg-kill-switch"/>
+    <w:bookmarkEnd w:id="185"/>
+    <w:bookmarkStart w:id="187" w:name="sec:reg-kill-switch"/>
     <w:p>
       <w:pPr>
         <w:pStyle w:val="Heading2"/>
@@ -25418,7 +25851,7 @@
         <w:t xml:space="preserve">(on every cycle) and do not carry dates.</w:t>
       </w:r>
     </w:p>
-    <w:bookmarkStart w:id="185" w:name="tab:reg-kill-switch"/>
+    <w:bookmarkStart w:id="186" w:name="tab:reg-kill-switch"/>
     <w:p>
       <w:pPr>
         <w:pStyle w:val="TableCaption"/>
@@ -25665,7 +26098,7 @@
               <w:jc w:val="left"/>
             </w:pPr>
             <w:r>
-              <w:t xml:space="preserve">Any MAS MGF finding attributable to the Regulations platform (audit, identity, monitoring)</w:t>
+              <w:t xml:space="preserve">Any IMDA MGF finding attributable to the Regulations platform (audit, identity, monitoring)</w:t>
             </w:r>
           </w:p>
         </w:tc>
@@ -25747,9 +26180,9 @@
         </w:tc>
       </w:tr>
     </w:tbl>
-    <w:bookmarkEnd w:id="185"/>
     <w:bookmarkEnd w:id="186"/>
-    <w:bookmarkStart w:id="188" w:name="sec:reg-shared-deps"/>
+    <w:bookmarkEnd w:id="187"/>
+    <w:bookmarkStart w:id="189" w:name="sec:reg-shared-deps"/>
     <w:p>
       <w:pPr>
         <w:pStyle w:val="Heading2"/>
@@ -25790,7 +26223,7 @@
         <w:t xml:space="preserve">time.</w:t>
       </w:r>
     </w:p>
-    <w:bookmarkStart w:id="187" w:name="tab:reg-shared-deps"/>
+    <w:bookmarkStart w:id="188" w:name="tab:reg-shared-deps"/>
     <w:p>
       <w:pPr>
         <w:pStyle w:val="TableCaption"/>
@@ -26033,7 +26466,7 @@
         </w:tc>
       </w:tr>
     </w:tbl>
-    <w:bookmarkEnd w:id="187"/>
+    <w:bookmarkEnd w:id="188"/>
     <w:p>
       <w:pPr>
         <w:pStyle w:val="BodyText"/>
@@ -26106,8 +26539,8 @@
         <w:t xml:space="preserve">is re-planned at the following steering.</w:t>
       </w:r>
     </w:p>
-    <w:bookmarkEnd w:id="188"/>
-    <w:bookmarkStart w:id="189" w:name="sec:reg-v2-trigger"/>
+    <w:bookmarkEnd w:id="189"/>
+    <w:bookmarkStart w:id="190" w:name="sec:reg-v2-trigger"/>
     <w:p>
       <w:pPr>
         <w:pStyle w:val="Heading2"/>
@@ -26144,7 +26577,7 @@
         </w:numPr>
       </w:pPr>
       <w:r>
-        <w:t xml:space="preserve">a second regulator framework (beyond MAS MGF) is formally</w:t>
+        <w:t xml:space="preserve">a second regulator framework (beyond IMDA MGF) is formally</w:t>
       </w:r>
       <w:r>
         <w:t xml:space="preserve"> </w:t>
@@ -26211,8 +26644,8 @@
         <w:t xml:space="preserve">and is re-evaluated at the next business-case refresh.</w:t>
       </w:r>
     </w:p>
-    <w:bookmarkEnd w:id="189"/>
-    <w:bookmarkStart w:id="192" w:name="sec:reg-governance"/>
+    <w:bookmarkEnd w:id="190"/>
+    <w:bookmarkStart w:id="193" w:name="sec:reg-governance"/>
     <w:p>
       <w:pPr>
         <w:pStyle w:val="Heading2"/>
@@ -26221,7 +26654,7 @@
         <w:t xml:space="preserve">Governance and business-case cadence</w:t>
       </w:r>
     </w:p>
-    <w:bookmarkStart w:id="190" w:name="project-governance."/>
+    <w:bookmarkStart w:id="191" w:name="project-governance."/>
     <w:p>
       <w:pPr>
         <w:pStyle w:val="Heading5"/>
@@ -26274,8 +26707,8 @@
         <w:t xml:space="preserve">Must items).</w:t>
       </w:r>
     </w:p>
-    <w:bookmarkEnd w:id="190"/>
-    <w:bookmarkStart w:id="191" w:name="business-case-refresh-m07."/>
+    <w:bookmarkEnd w:id="191"/>
+    <w:bookmarkStart w:id="192" w:name="business-case-refresh-m07."/>
     <w:p>
       <w:pPr>
         <w:pStyle w:val="Heading5"/>
@@ -26530,10 +26963,10 @@
         <w:t xml:space="preserve">.</w:t>
       </w:r>
     </w:p>
-    <w:bookmarkEnd w:id="191"/>
     <w:bookmarkEnd w:id="192"/>
     <w:bookmarkEnd w:id="193"/>
-    <w:bookmarkStart w:id="238" w:name="ch:agent-impl"/>
+    <w:bookmarkEnd w:id="194"/>
+    <w:bookmarkStart w:id="239" w:name="ch:agent-impl"/>
     <w:p>
       <w:pPr>
         <w:pStyle w:val="Heading1"/>
@@ -26542,7 +26975,7 @@
         <w:t xml:space="preserve">Agent Implementation Instructions</w:t>
       </w:r>
     </w:p>
-    <w:bookmarkStart w:id="194" w:name="purpose-and-audience"/>
+    <w:bookmarkStart w:id="195" w:name="purpose-and-audience"/>
     <w:p>
       <w:pPr>
         <w:pStyle w:val="Heading2"/>
@@ -26742,8 +27175,8 @@
         <w:t xml:space="preserve">plugs into the wider platform.</w:t>
       </w:r>
     </w:p>
-    <w:bookmarkEnd w:id="194"/>
-    <w:bookmarkStart w:id="195" w:name="sec:agent-rules"/>
+    <w:bookmarkEnd w:id="195"/>
+    <w:bookmarkStart w:id="196" w:name="sec:agent-rules"/>
     <w:p>
       <w:pPr>
         <w:pStyle w:val="Heading2"/>
@@ -26936,8 +27369,8 @@
         <w:t xml:space="preserve">regulatory constraints.</w:t>
       </w:r>
     </w:p>
-    <w:bookmarkEnd w:id="195"/>
-    <w:bookmarkStart w:id="199" w:name="sec:agent-rule-packs"/>
+    <w:bookmarkEnd w:id="196"/>
+    <w:bookmarkStart w:id="200" w:name="sec:agent-rule-packs"/>
     <w:p>
       <w:pPr>
         <w:pStyle w:val="Heading2"/>
@@ -26954,7 +27387,7 @@
         <w:t xml:space="preserve">The platform mandates a three-tier inheritance hierarchy for agent behavior. Implementation agents must load the relevant rule pack before starting any task.</w:t>
       </w:r>
     </w:p>
-    <w:bookmarkStart w:id="196" w:name="inheritance-hierarchy"/>
+    <w:bookmarkStart w:id="197" w:name="inheritance-hierarchy"/>
     <w:p>
       <w:pPr>
         <w:pStyle w:val="Heading3"/>
@@ -27071,8 +27504,8 @@
         <w:t xml:space="preserve">Domain-specific constraints (e.g., Arabic character precision).</w:t>
       </w:r>
     </w:p>
-    <w:bookmarkEnd w:id="196"/>
-    <w:bookmarkStart w:id="198" w:name="safety-critical-flags"/>
+    <w:bookmarkEnd w:id="197"/>
+    <w:bookmarkStart w:id="199" w:name="safety-critical-flags"/>
     <w:p>
       <w:pPr>
         <w:pStyle w:val="Heading3"/>
@@ -27104,7 +27537,7 @@
         <w:t xml:space="preserve">(Inherit, Never Weaken):</w:t>
       </w:r>
     </w:p>
-    <w:bookmarkStart w:id="197" w:name="tab:safety-flags"/>
+    <w:bookmarkStart w:id="198" w:name="tab:safety-flags"/>
     <w:p>
       <w:pPr>
         <w:pStyle w:val="TableCaption"/>
@@ -27381,10 +27814,10 @@
         </w:tc>
       </w:tr>
     </w:tbl>
-    <w:bookmarkEnd w:id="197"/>
     <w:bookmarkEnd w:id="198"/>
     <w:bookmarkEnd w:id="199"/>
-    <w:bookmarkStart w:id="202" w:name="sec:agent-platform-overview"/>
+    <w:bookmarkEnd w:id="200"/>
+    <w:bookmarkStart w:id="203" w:name="sec:agent-platform-overview"/>
     <w:p>
       <w:pPr>
         <w:pStyle w:val="Heading2"/>
@@ -27393,7 +27826,7 @@
         <w:t xml:space="preserve">Platform Overview — One Codebase, One Instance</w:t>
       </w:r>
     </w:p>
-    <w:bookmarkStart w:id="200" w:name="integration-stance"/>
+    <w:bookmarkStart w:id="201" w:name="integration-stance"/>
     <w:p>
       <w:pPr>
         <w:pStyle w:val="Heading3"/>
@@ -27424,8 +27857,8 @@
         <w:t xml:space="preserve">To minimize integration latency and eliminate distributed-system failure modes (e.g., partial partitions), we mandate a single logical instance. All cross-domain orchestration happens via the MCP Gateway layer.</w:t>
       </w:r>
     </w:p>
-    <w:bookmarkEnd w:id="200"/>
-    <w:bookmarkStart w:id="201" w:name="sec:platform-map"/>
+    <w:bookmarkEnd w:id="201"/>
+    <w:bookmarkStart w:id="202" w:name="sec:platform-map"/>
     <w:p>
       <w:pPr>
         <w:pStyle w:val="Heading3"/>
@@ -27465,9 +27898,9 @@
         <w:t xml:space="preserve">.</w:t>
       </w:r>
     </w:p>
-    <w:bookmarkEnd w:id="201"/>
     <w:bookmarkEnd w:id="202"/>
-    <w:bookmarkStart w:id="205" w:name="sec:agent-sequences"/>
+    <w:bookmarkEnd w:id="203"/>
+    <w:bookmarkStart w:id="206" w:name="sec:agent-sequences"/>
     <w:p>
       <w:pPr>
         <w:pStyle w:val="Heading2"/>
@@ -27484,7 +27917,7 @@
         <w:t xml:space="preserve">Implementation agents must adhere to the temporal logic defined below. Every cross-domain request MUST be brokered by the Regulations Wrapper.</w:t>
       </w:r>
     </w:p>
-    <w:bookmarkStart w:id="203" w:name="universal-governance-handshake"/>
+    <w:bookmarkStart w:id="204" w:name="universal-governance-handshake"/>
     <w:p>
       <w:pPr>
         <w:pStyle w:val="Heading3"/>
@@ -27548,8 +27981,8 @@
         <w:t xml:space="preserve">.</w:t>
       </w:r>
     </w:p>
-    <w:bookmarkEnd w:id="203"/>
-    <w:bookmarkStart w:id="204" w:name="arabic-ap-golden-path"/>
+    <w:bookmarkEnd w:id="204"/>
+    <w:bookmarkStart w:id="205" w:name="arabic-ap-golden-path"/>
     <w:p>
       <w:pPr>
         <w:pStyle w:val="Heading3"/>
@@ -27597,9 +28030,9 @@
         <w:t xml:space="preserve">.</w:t>
       </w:r>
     </w:p>
-    <w:bookmarkEnd w:id="204"/>
     <w:bookmarkEnd w:id="205"/>
-    <w:bookmarkStart w:id="207" w:name="sec:hardware-profiles"/>
+    <w:bookmarkEnd w:id="206"/>
+    <w:bookmarkStart w:id="208" w:name="sec:hardware-profiles"/>
     <w:p>
       <w:pPr>
         <w:pStyle w:val="Heading2"/>
@@ -27616,7 +28049,7 @@
         <w:t xml:space="preserve">AI algorithms are calibrated for the reference infrastructure established in the domain chapters:</w:t>
       </w:r>
     </w:p>
-    <w:bookmarkStart w:id="206" w:name="tab:hardware-profiles"/>
+    <w:bookmarkStart w:id="207" w:name="tab:hardware-profiles"/>
     <w:p>
       <w:pPr>
         <w:pStyle w:val="TableCaption"/>
@@ -27805,9 +28238,9 @@
         </w:tc>
       </w:tr>
     </w:tbl>
-    <w:bookmarkEnd w:id="206"/>
     <w:bookmarkEnd w:id="207"/>
-    <w:bookmarkStart w:id="208" w:name="sec:hitl-gates"/>
+    <w:bookmarkEnd w:id="208"/>
+    <w:bookmarkStart w:id="209" w:name="sec:hitl-gates"/>
     <w:p>
       <w:pPr>
         <w:pStyle w:val="Heading2"/>
@@ -27987,8 +28420,8 @@
         <w:t xml:space="preserve">).</w:t>
       </w:r>
     </w:p>
-    <w:bookmarkEnd w:id="208"/>
-    <w:bookmarkStart w:id="209" w:name="sec:registry-integrity"/>
+    <w:bookmarkEnd w:id="209"/>
+    <w:bookmarkStart w:id="210" w:name="sec:registry-integrity"/>
     <w:p>
       <w:pPr>
         <w:pStyle w:val="Heading2"/>
@@ -28063,8 +28496,8 @@
         <w:t xml:space="preserve">event.</w:t>
       </w:r>
     </w:p>
-    <w:bookmarkEnd w:id="209"/>
-    <w:bookmarkStart w:id="213" w:name="master-implementation-manifest-union"/>
+    <w:bookmarkEnd w:id="210"/>
+    <w:bookmarkStart w:id="214" w:name="master-implementation-manifest-union"/>
     <w:p>
       <w:pPr>
         <w:pStyle w:val="Heading2"/>
@@ -28081,7 +28514,7 @@
         <w:t xml:space="preserve">Implementation runs in three waves across the entire platform.</w:t>
       </w:r>
     </w:p>
-    <w:bookmarkStart w:id="210" w:name="wave-1-foundations"/>
+    <w:bookmarkStart w:id="211" w:name="wave-1-foundations"/>
     <w:p>
       <w:pPr>
         <w:pStyle w:val="Heading3"/>
@@ -28230,8 +28663,8 @@
         <w:t xml:space="preserve">.</w:t>
       </w:r>
     </w:p>
-    <w:bookmarkEnd w:id="210"/>
-    <w:bookmarkStart w:id="211" w:name="wave-2-core-domain-build-out"/>
+    <w:bookmarkEnd w:id="211"/>
+    <w:bookmarkStart w:id="212" w:name="wave-2-core-domain-build-out"/>
     <w:p>
       <w:pPr>
         <w:pStyle w:val="Heading3"/>
@@ -28400,8 +28833,8 @@
         <w:t xml:space="preserve">.</w:t>
       </w:r>
     </w:p>
-    <w:bookmarkEnd w:id="211"/>
-    <w:bookmarkStart w:id="212" w:name="wave-3-hardening"/>
+    <w:bookmarkEnd w:id="212"/>
+    <w:bookmarkStart w:id="213" w:name="wave-3-hardening"/>
     <w:p>
       <w:pPr>
         <w:pStyle w:val="Heading3"/>
@@ -28550,9 +28983,9 @@
         <w:t xml:space="preserve">.</w:t>
       </w:r>
     </w:p>
-    <w:bookmarkEnd w:id="212"/>
     <w:bookmarkEnd w:id="213"/>
-    <w:bookmarkStart w:id="214" w:name="governance-obligations-mas-mgf"/>
+    <w:bookmarkEnd w:id="214"/>
+    <w:bookmarkStart w:id="215" w:name="governance-obligations-mas-mgf"/>
     <w:p>
       <w:pPr>
         <w:pStyle w:val="Heading2"/>
@@ -28654,8 +29087,8 @@
         <w:t xml:space="preserve">.</w:t>
       </w:r>
     </w:p>
-    <w:bookmarkEnd w:id="214"/>
-    <w:bookmarkStart w:id="216" w:name="sec:fmea-ai"/>
+    <w:bookmarkEnd w:id="215"/>
+    <w:bookmarkStart w:id="217" w:name="sec:fmea-ai"/>
     <w:p>
       <w:pPr>
         <w:pStyle w:val="Heading2"/>
@@ -28672,7 +29105,7 @@
         <w:t xml:space="preserve">The following analysis identifies critical AI failure modes within the Regulations governance runtime and their deterministic mitigations.</w:t>
       </w:r>
     </w:p>
-    <w:bookmarkStart w:id="215" w:name="tab:reg-fmea"/>
+    <w:bookmarkStart w:id="216" w:name="tab:reg-fmea"/>
     <w:p>
       <w:pPr>
         <w:pStyle w:val="TableCaption"/>
@@ -28914,9 +29347,9 @@
         </w:tc>
       </w:tr>
     </w:tbl>
-    <w:bookmarkEnd w:id="215"/>
     <w:bookmarkEnd w:id="216"/>
-    <w:bookmarkStart w:id="217" w:name="sec:agent-domain-context"/>
+    <w:bookmarkEnd w:id="217"/>
+    <w:bookmarkStart w:id="218" w:name="sec:agent-domain-context"/>
     <w:p>
       <w:pPr>
         <w:pStyle w:val="Heading2"/>
@@ -29011,8 +29444,8 @@
         <w:t xml:space="preserve">store, and (c) conformance reports for auditors.</w:t>
       </w:r>
     </w:p>
-    <w:bookmarkEnd w:id="217"/>
-    <w:bookmarkStart w:id="218" w:name="sec:agent-schema-contrib"/>
+    <w:bookmarkEnd w:id="218"/>
+    <w:bookmarkStart w:id="219" w:name="sec:agent-schema-contrib"/>
     <w:p>
       <w:pPr>
         <w:pStyle w:val="Heading2"/>
@@ -29138,7 +29571,7 @@
         <w:rPr>
           <w:rStyle w:val="VerbatimChar"/>
         </w:rPr>
-        <w:t xml:space="preserve">structured/schema/</w:t>
+        <w:t xml:space="preserve">docs/schema/regulations/</w:t>
       </w:r>
       <w:r>
         <w:t xml:space="preserve"> </w:t>
@@ -29264,8 +29697,8 @@
         <w:t xml:space="preserve">not merged.</w:t>
       </w:r>
     </w:p>
-    <w:bookmarkEnd w:id="218"/>
-    <w:bookmarkStart w:id="219" w:name="sec:agent-persona"/>
+    <w:bookmarkEnd w:id="219"/>
+    <w:bookmarkStart w:id="220" w:name="sec:agent-persona"/>
     <w:p>
       <w:pPr>
         <w:pStyle w:val="Heading2"/>
@@ -29529,11 +29962,11 @@
         <w:t xml:space="preserve"> </w:t>
       </w:r>
       <w:r>
-        <w:t xml:space="preserve">default per MAS MGF pillar 1.</w:t>
-      </w:r>
-    </w:p>
-    <w:bookmarkEnd w:id="219"/>
-    <w:bookmarkStart w:id="220" w:name="sec:agent-rule-binding"/>
+        <w:t xml:space="preserve">default per IMDA MGF pillar 1.</w:t>
+      </w:r>
+    </w:p>
+    <w:bookmarkEnd w:id="220"/>
+    <w:bookmarkStart w:id="221" w:name="sec:agent-rule-binding"/>
     <w:p>
       <w:pPr>
         <w:pStyle w:val="Heading2"/>
@@ -29572,8 +30005,8 @@
         <w:t xml:space="preserve">(Regulations Envelope)</w:t>
       </w:r>
     </w:p>
-    <w:bookmarkEnd w:id="220"/>
-    <w:bookmarkStart w:id="228" w:name="sec:agent-tasks"/>
+    <w:bookmarkEnd w:id="221"/>
+    <w:bookmarkStart w:id="229" w:name="sec:agent-tasks"/>
     <w:p>
       <w:pPr>
         <w:pStyle w:val="Heading2"/>
@@ -29608,7 +30041,7 @@
         <w:t xml:space="preserve">to the regulations chapters that define the required behaviour.</w:t>
       </w:r>
     </w:p>
-    <w:bookmarkStart w:id="221" w:name="task-r1-mgf-four-pillar-runtime-checks"/>
+    <w:bookmarkStart w:id="222" w:name="task-r1-mgf-four-pillar-runtime-checks"/>
     <w:p>
       <w:pPr>
         <w:pStyle w:val="Heading3"/>
@@ -29632,7 +30065,7 @@
         <w:t xml:space="preserve"> </w:t>
       </w:r>
       <w:r>
-        <w:t xml:space="preserve">Realise the four MAS MGF pillars defined in</w:t>
+        <w:t xml:space="preserve">Realise the four IMDA MGF pillars defined in</w:t>
       </w:r>
       <w:r>
         <w:t xml:space="preserve"> </w:t>
@@ -29672,7 +30105,7 @@
         <w:t xml:space="preserve"> </w:t>
       </w:r>
       <w:r>
-        <w:t xml:space="preserve">We adopted the MAS MGF Pillar structure to ensure that governance is not just a ’checklist’ but a runtime operational model that scales as new domains (e.g., ESG, Supply Chain) are onboarded.</w:t>
+        <w:t xml:space="preserve">We adopted the IMDA MGF Pillar structure to ensure that governance is not just a ’checklist’ but a runtime operational model that scales as new domains (e.g., ESG, Supply Chain) are onboarded.</w:t>
       </w:r>
     </w:p>
     <w:p>
@@ -29926,8 +30359,8 @@
         <w:t xml:space="preserve">remains green.</w:t>
       </w:r>
     </w:p>
-    <w:bookmarkEnd w:id="221"/>
-    <w:bookmarkStart w:id="222" w:name="task-r2-ai-agent-index-mapping"/>
+    <w:bookmarkEnd w:id="222"/>
+    <w:bookmarkStart w:id="223" w:name="task-r2-ai-agent-index-mapping"/>
     <w:p>
       <w:pPr>
         <w:pStyle w:val="Heading3"/>
@@ -30118,8 +30551,8 @@
         <w:t xml:space="preserve">attached evidence.</w:t>
       </w:r>
     </w:p>
-    <w:bookmarkEnd w:id="222"/>
-    <w:bookmarkStart w:id="223" w:name="task-r3-empirical-evaluation-hookup"/>
+    <w:bookmarkEnd w:id="223"/>
+    <w:bookmarkStart w:id="224" w:name="task-r3-empirical-evaluation-hookup"/>
     <w:p>
       <w:pPr>
         <w:pStyle w:val="Heading3"/>
@@ -30330,8 +30763,8 @@
         <w:t xml:space="preserve">report; failures block the CI gate.</w:t>
       </w:r>
     </w:p>
-    <w:bookmarkEnd w:id="223"/>
-    <w:bookmarkStart w:id="224" w:name="task-r4-conformance-tooling-integration"/>
+    <w:bookmarkEnd w:id="224"/>
+    <w:bookmarkStart w:id="225" w:name="task-r4-conformance-tooling-integration"/>
     <w:p>
       <w:pPr>
         <w:pStyle w:val="Heading3"/>
@@ -30539,8 +30972,8 @@
         <w:t xml:space="preserve">that validates against the conformance-tool schema.</w:t>
       </w:r>
     </w:p>
-    <w:bookmarkEnd w:id="224"/>
-    <w:bookmarkStart w:id="225" w:name="task-r5-capability-monitoring"/>
+    <w:bookmarkEnd w:id="225"/>
+    <w:bookmarkStart w:id="226" w:name="task-r5-capability-monitoring"/>
     <w:p>
       <w:pPr>
         <w:pStyle w:val="Heading3"/>
@@ -30739,8 +31172,8 @@
         <w:t xml:space="preserve">alert.</w:t>
       </w:r>
     </w:p>
-    <w:bookmarkEnd w:id="225"/>
-    <w:bookmarkStart w:id="226" w:name="task-r6-identity-attribution"/>
+    <w:bookmarkEnd w:id="226"/>
+    <w:bookmarkStart w:id="227" w:name="task-r6-identity-attribution"/>
     <w:p>
       <w:pPr>
         <w:pStyle w:val="Heading3"/>
@@ -30912,8 +31345,8 @@
         <w:t xml:space="preserve">event class; absent or partial envelopes fail the CI gate.</w:t>
       </w:r>
     </w:p>
-    <w:bookmarkEnd w:id="226"/>
-    <w:bookmarkStart w:id="227" w:name="task-r7-testing"/>
+    <w:bookmarkEnd w:id="227"/>
+    <w:bookmarkStart w:id="228" w:name="task-r7-testing"/>
     <w:p>
       <w:pPr>
         <w:pStyle w:val="Heading3"/>
@@ -31127,9 +31560,9 @@
         <w:t xml:space="preserve">the regulations test entry points all run.</w:t>
       </w:r>
     </w:p>
-    <w:bookmarkEnd w:id="227"/>
     <w:bookmarkEnd w:id="228"/>
-    <w:bookmarkStart w:id="229" w:name="sec:agent-governance"/>
+    <w:bookmarkEnd w:id="229"/>
+    <w:bookmarkStart w:id="230" w:name="sec:agent-governance"/>
     <w:p>
       <w:pPr>
         <w:pStyle w:val="Heading2"/>
@@ -31182,7 +31615,7 @@
           <w:b/>
           <w:bCs/>
         </w:rPr>
-        <w:t xml:space="preserve">MAS MGF four pillars</w:t>
+        <w:t xml:space="preserve">IMDA MGF four pillars</w:t>
       </w:r>
       <w:r>
         <w:t xml:space="preserve"> </w:t>
@@ -31375,8 +31808,8 @@
         <w:t xml:space="preserve">included in every conformance run.</w:t>
       </w:r>
     </w:p>
-    <w:bookmarkEnd w:id="229"/>
-    <w:bookmarkStart w:id="234" w:name="sec:agent-integration"/>
+    <w:bookmarkEnd w:id="230"/>
+    <w:bookmarkStart w:id="235" w:name="sec:agent-integration"/>
     <w:p>
       <w:pPr>
         <w:pStyle w:val="Heading2"/>
@@ -31385,7 +31818,7 @@
         <w:t xml:space="preserve">Cross-spec integration — full detail</w:t>
       </w:r>
     </w:p>
-    <w:bookmarkStart w:id="230" w:name="with-arabic-ap"/>
+    <w:bookmarkStart w:id="231" w:name="with-arabic-ap"/>
     <w:p>
       <w:pPr>
         <w:pStyle w:val="Heading3"/>
@@ -31411,7 +31844,7 @@
         <w:t xml:space="preserve"> </w:t>
       </w:r>
       <w:r>
-        <w:t xml:space="preserve">pillars 1–4 of MAS MGF, attaches the identity envelope, and routes</w:t>
+        <w:t xml:space="preserve">pillars 1–4 of IMDA MGF, attaches the identity envelope, and routes</w:t>
       </w:r>
       <w:r>
         <w:t xml:space="preserve"> </w:t>
@@ -31438,7 +31871,7 @@
         <w:rPr>
           <w:rStyle w:val="VerbatimChar"/>
         </w:rPr>
-        <w:t xml:space="preserve">structured/schema/</w:t>
+        <w:t xml:space="preserve">docs/schema/regulations/</w:t>
       </w:r>
       <w:r>
         <w:t xml:space="preserve"> </w:t>
@@ -31471,8 +31904,8 @@
         <w:t xml:space="preserve">the platform CI gate.</w:t>
       </w:r>
     </w:p>
-    <w:bookmarkEnd w:id="230"/>
-    <w:bookmarkStart w:id="231" w:name="with-trial-balance"/>
+    <w:bookmarkEnd w:id="231"/>
+    <w:bookmarkStart w:id="232" w:name="with-trial-balance"/>
     <w:p>
       <w:pPr>
         <w:pStyle w:val="Heading3"/>
@@ -31498,7 +31931,7 @@
         <w:t xml:space="preserve"> </w:t>
       </w:r>
       <w:r>
-        <w:t xml:space="preserve">of MAS MGF, attaches the identity envelope, and routes</w:t>
+        <w:t xml:space="preserve">of IMDA MGF, attaches the identity envelope, and routes</w:t>
       </w:r>
       <w:r>
         <w:t xml:space="preserve"> </w:t>
@@ -31534,7 +31967,7 @@
         <w:rPr>
           <w:rStyle w:val="VerbatimChar"/>
         </w:rPr>
-        <w:t xml:space="preserve">structured/schema/</w:t>
+        <w:t xml:space="preserve">docs/schema/regulations/</w:t>
       </w:r>
       <w:r>
         <w:t xml:space="preserve">.</w:t>
@@ -31567,8 +32000,8 @@
         <w:t xml:space="preserve">from TB’s; no schema merge takes place.</w:t>
       </w:r>
     </w:p>
-    <w:bookmarkEnd w:id="231"/>
-    <w:bookmarkStart w:id="232" w:name="with-regulations"/>
+    <w:bookmarkEnd w:id="232"/>
+    <w:bookmarkStart w:id="233" w:name="with-regulations"/>
     <w:p>
       <w:pPr>
         <w:pStyle w:val="Heading3"/>
@@ -31603,7 +32036,7 @@
         <w:rPr>
           <w:rStyle w:val="VerbatimChar"/>
         </w:rPr>
-        <w:t xml:space="preserve">structured/schema/</w:t>
+        <w:t xml:space="preserve">docs/schema/regulations/</w:t>
       </w:r>
       <w:r>
         <w:t xml:space="preserve">;</w:t>
@@ -31670,8 +32103,8 @@
         <w:t xml:space="preserve">private back-channels.</w:t>
       </w:r>
     </w:p>
-    <w:bookmarkEnd w:id="232"/>
-    <w:bookmarkStart w:id="233" w:name="with-simula"/>
+    <w:bookmarkEnd w:id="233"/>
+    <w:bookmarkStart w:id="234" w:name="with-simula"/>
     <w:p>
       <w:pPr>
         <w:pStyle w:val="Heading3"/>
@@ -31757,9 +32190,9 @@
         <w:t xml:space="preserve">introduced.</w:t>
       </w:r>
     </w:p>
-    <w:bookmarkEnd w:id="233"/>
     <w:bookmarkEnd w:id="234"/>
-    <w:bookmarkStart w:id="235" w:name="sec:agent-waves"/>
+    <w:bookmarkEnd w:id="235"/>
+    <w:bookmarkStart w:id="236" w:name="sec:agent-waves"/>
     <w:p>
       <w:pPr>
         <w:pStyle w:val="Heading2"/>
@@ -31918,8 +32351,8 @@
         <w:t xml:space="preserve">Wave 1 completion.</w:t>
       </w:r>
     </w:p>
-    <w:bookmarkEnd w:id="235"/>
-    <w:bookmarkStart w:id="236" w:name="sec:agent-acceptance"/>
+    <w:bookmarkEnd w:id="236"/>
+    <w:bookmarkStart w:id="237" w:name="sec:agent-acceptance"/>
     <w:p>
       <w:pPr>
         <w:pStyle w:val="Heading2"/>
@@ -32149,8 +32582,8 @@
         <w:t xml:space="preserve">regulations runtime wrapper without exception.</w:t>
       </w:r>
     </w:p>
-    <w:bookmarkEnd w:id="236"/>
-    <w:bookmarkStart w:id="237" w:name="sec:agent-references"/>
+    <w:bookmarkEnd w:id="237"/>
+    <w:bookmarkStart w:id="238" w:name="sec:agent-references"/>
     <w:p>
       <w:pPr>
         <w:pStyle w:val="Heading2"/>
@@ -32224,7 +32657,7 @@
         <w:t xml:space="preserve"> </w:t>
       </w:r>
       <w:r>
-        <w:t xml:space="preserve">(MAS MGF framework),</w:t>
+        <w:t xml:space="preserve">(IMDA MGF framework),</w:t>
       </w:r>
       <w:r>
         <w:t xml:space="preserve"> </w:t>
@@ -32570,9 +33003,9 @@
         <w:t xml:space="preserve">.</w:t>
       </w:r>
     </w:p>
-    <w:bookmarkEnd w:id="237"/>
     <w:bookmarkEnd w:id="238"/>
-    <w:bookmarkStart w:id="242" w:name="ch:global-dependencies"/>
+    <w:bookmarkEnd w:id="239"/>
+    <w:bookmarkStart w:id="243" w:name="ch:global-dependencies"/>
     <w:p>
       <w:pPr>
         <w:pStyle w:val="Heading1"/>
@@ -32581,7 +33014,7 @@
         <w:t xml:space="preserve">Global Wave-Dependency Manifest</w:t>
       </w:r>
     </w:p>
-    <w:bookmarkStart w:id="239" w:name="critical-path-visualization-waves-13"/>
+    <w:bookmarkStart w:id="240" w:name="critical-path-visualization-waves-13"/>
     <w:p>
       <w:pPr>
         <w:pStyle w:val="Heading2"/>
@@ -32630,8 +33063,8 @@
         <w:t xml:space="preserve">Cross-specification dependency graph: The blueprint for platform rollout.</w:t>
       </w:r>
     </w:p>
-    <w:bookmarkEnd w:id="239"/>
-    <w:bookmarkStart w:id="241" w:name="inter-domain-prerequisite-matrix"/>
+    <w:bookmarkEnd w:id="240"/>
+    <w:bookmarkStart w:id="242" w:name="inter-domain-prerequisite-matrix"/>
     <w:p>
       <w:pPr>
         <w:pStyle w:val="Heading2"/>
@@ -32640,7 +33073,7 @@
         <w:t xml:space="preserve">Inter-Domain Prerequisite Matrix</w:t>
       </w:r>
     </w:p>
-    <w:bookmarkStart w:id="240" w:name="tab:prerequisites"/>
+    <w:bookmarkStart w:id="241" w:name="tab:prerequisites"/>
     <w:p>
       <w:pPr>
         <w:pStyle w:val="TableCaption"/>
@@ -33017,7 +33450,7 @@
         </w:tc>
       </w:tr>
     </w:tbl>
-    <w:bookmarkEnd w:id="240"/>
+    <w:bookmarkEnd w:id="241"/>
     <w:p>
       <w:pPr>
         <w:pStyle w:val="BodyText"/>
@@ -33075,8 +33508,8 @@
         <w:t xml:space="preserve">state.</w:t>
       </w:r>
     </w:p>
-    <w:bookmarkEnd w:id="241"/>
     <w:bookmarkEnd w:id="242"/>
+    <w:bookmarkEnd w:id="243"/>
     <w:sectPr>
       <w:footnotePr>
         <w:numRestart w:val="eachSect"/>
